--- a/src/main/webapp/MODELO1-2.docx
+++ b/src/main/webapp/MODELO1-2.docx
@@ -1,6 +1,6 @@
 
 <file path=word/document.xml><?xml version="1.0" encoding="utf-8"?>
-<w:document xmlns:ve="http://schemas.openxmlformats.org/markup-compatibility/2006" xmlns:o="urn:schemas-microsoft-com:office:office" xmlns:r="http://schemas.openxmlformats.org/officeDocument/2006/relationships" xmlns:m="http://schemas.openxmlformats.org/officeDocument/2006/math" xmlns:v="urn:schemas-microsoft-com:vml" xmlns:wp="http://schemas.openxmlformats.org/drawingml/2006/wordprocessingDrawing" xmlns:w10="urn:schemas-microsoft-com:office:word" xmlns:w="http://schemas.openxmlformats.org/wordprocessingml/2006/main" xmlns:wne="http://schemas.microsoft.com/office/word/2006/wordml">
+<w:document xmlns:wpc="http://schemas.microsoft.com/office/word/2010/wordprocessingCanvas" xmlns:cx="http://schemas.microsoft.com/office/drawing/2014/chartex" xmlns:cx1="http://schemas.microsoft.com/office/drawing/2015/9/8/chartex" xmlns:cx2="http://schemas.microsoft.com/office/drawing/2015/10/21/chartex" xmlns:cx3="http://schemas.microsoft.com/office/drawing/2016/5/9/chartex" xmlns:cx4="http://schemas.microsoft.com/office/drawing/2016/5/10/chartex" xmlns:cx5="http://schemas.microsoft.com/office/drawing/2016/5/11/chartex" xmlns:cx6="http://schemas.microsoft.com/office/drawing/2016/5/12/chartex" xmlns:cx7="http://schemas.microsoft.com/office/drawing/2016/5/13/chartex" xmlns:cx8="http://schemas.microsoft.com/office/drawing/2016/5/14/chartex" xmlns:mc="http://schemas.openxmlformats.org/markup-compatibility/2006" xmlns:aink="http://schemas.microsoft.com/office/drawing/2016/ink" xmlns:am3d="http://schemas.microsoft.com/office/drawing/2017/model3d" xmlns:o="urn:schemas-microsoft-com:office:office" xmlns:oel="http://schemas.microsoft.com/office/2019/extlst" xmlns:r="http://schemas.openxmlformats.org/officeDocument/2006/relationships" xmlns:m="http://schemas.openxmlformats.org/officeDocument/2006/math" xmlns:v="urn:schemas-microsoft-com:vml" xmlns:wp14="http://schemas.microsoft.com/office/word/2010/wordprocessingDrawing" xmlns:wp="http://schemas.openxmlformats.org/drawingml/2006/wordprocessingDrawing" xmlns:w10="urn:schemas-microsoft-com:office:word" xmlns:w="http://schemas.openxmlformats.org/wordprocessingml/2006/main" xmlns:w14="http://schemas.microsoft.com/office/word/2010/wordml" xmlns:w15="http://schemas.microsoft.com/office/word/2012/wordml" xmlns:w16cex="http://schemas.microsoft.com/office/word/2018/wordml/cex" xmlns:w16cid="http://schemas.microsoft.com/office/word/2016/wordml/cid" xmlns:w16="http://schemas.microsoft.com/office/word/2018/wordml" xmlns:w16sdtdh="http://schemas.microsoft.com/office/word/2020/wordml/sdtdatahash" xmlns:w16se="http://schemas.microsoft.com/office/word/2015/wordml/symex" xmlns:wpg="http://schemas.microsoft.com/office/word/2010/wordprocessingGroup" xmlns:wpi="http://schemas.microsoft.com/office/word/2010/wordprocessingInk" xmlns:wne="http://schemas.microsoft.com/office/word/2006/wordml" xmlns:wps="http://schemas.microsoft.com/office/word/2010/wordprocessingShape" mc:Ignorable="w14 w15 w16se w16cid w16 w16cex w16sdtdh wp14">
   <w:body>
     <w:p>
       <w:pPr>
@@ -271,6 +271,116 @@
       </w:r>
       <w:r>
         <w:rPr>
+          <w:sz w:val="20"/>
+          <w:szCs w:val="20"/>
+        </w:rPr>
+        <w:t>,</w:t>
+      </w:r>
+      <w:r>
+        <w:rPr>
+          <w:sz w:val="20"/>
+          <w:szCs w:val="20"/>
+        </w:rPr>
+        <w:t xml:space="preserve"> </w:t>
+      </w:r>
+      <w:r>
+        <w:rPr>
+          <w:sz w:val="20"/>
+          <w:szCs w:val="20"/>
+        </w:rPr>
+        <w:t>insc</w:t>
+      </w:r>
+      <w:r>
+        <w:rPr>
+          <w:sz w:val="20"/>
+          <w:szCs w:val="20"/>
+        </w:rPr>
+        <w:t>rito no CPF/MF Nº</w:t>
+      </w:r>
+      <w:r>
+        <w:rPr>
+          <w:sz w:val="20"/>
+          <w:szCs w:val="20"/>
+        </w:rPr>
+        <w:t xml:space="preserve"> </w:t>
+      </w:r>
+      <w:r>
+        <w:rPr>
+          <w:color w:val="000000"/>
+          <w:sz w:val="20"/>
+          <w:szCs w:val="20"/>
+        </w:rPr>
+        <w:t>#CONTRATANTECPF</w:t>
+      </w:r>
+      <w:r>
+        <w:rPr>
+          <w:sz w:val="20"/>
+          <w:szCs w:val="20"/>
+        </w:rPr>
+        <w:t>, reside</w:t>
+      </w:r>
+      <w:r>
+        <w:rPr>
+          <w:sz w:val="20"/>
+          <w:szCs w:val="20"/>
+        </w:rPr>
+        <w:t xml:space="preserve">nte e domiciliado na cidade de </w:t>
+      </w:r>
+      <w:r>
+        <w:rPr>
+          <w:sz w:val="20"/>
+          <w:szCs w:val="20"/>
+        </w:rPr>
+        <w:t>#CONTRATANTECID</w:t>
+      </w:r>
+      <w:r>
+        <w:rPr>
+          <w:sz w:val="20"/>
+          <w:szCs w:val="20"/>
+        </w:rPr>
+        <w:t>, estado de Santa Catari</w:t>
+      </w:r>
+      <w:r>
+        <w:rPr>
+          <w:sz w:val="20"/>
+          <w:szCs w:val="20"/>
+        </w:rPr>
+        <w:t xml:space="preserve">na, na </w:t>
+      </w:r>
+      <w:r>
+        <w:rPr>
+          <w:color w:val="000000"/>
+          <w:sz w:val="20"/>
+          <w:szCs w:val="20"/>
+        </w:rPr>
+        <w:t>Rua</w:t>
+      </w:r>
+      <w:r>
+        <w:rPr>
+          <w:color w:val="000000"/>
+          <w:sz w:val="20"/>
+          <w:szCs w:val="20"/>
+        </w:rPr>
+        <w:t xml:space="preserve"> </w:t>
+      </w:r>
+      <w:r>
+        <w:rPr>
+          <w:color w:val="000000"/>
+          <w:sz w:val="20"/>
+          <w:szCs w:val="20"/>
+        </w:rPr>
+        <w:t xml:space="preserve"> </w:t>
+      </w:r>
+      <w:r>
+        <w:rPr>
+          <w:color w:val="000000"/>
+          <w:sz w:val="20"/>
+          <w:szCs w:val="20"/>
+        </w:rPr>
+        <w:t>#CONTRATANTERUA</w:t>
+      </w:r>
+      <w:r>
+        <w:rPr>
           <w:color w:val="FF0000"/>
           <w:sz w:val="20"/>
           <w:szCs w:val="20"/>
@@ -282,14 +392,28 @@
           <w:sz w:val="20"/>
           <w:szCs w:val="20"/>
         </w:rPr>
-        <w:t>p</w:t>
-      </w:r>
-      <w:r>
-        <w:rPr>
-          <w:sz w:val="20"/>
-          <w:szCs w:val="20"/>
-        </w:rPr>
-        <w:t>ortador da cédula de identidade RG</w:t>
+        <w:t>doravante denominado CONTRATANT</w:t>
+      </w:r>
+      <w:r>
+        <w:rPr>
+          <w:sz w:val="20"/>
+          <w:szCs w:val="20"/>
+        </w:rPr>
+        <w:t>E</w:t>
+      </w:r>
+      <w:r>
+        <w:rPr>
+          <w:sz w:val="20"/>
+          <w:szCs w:val="20"/>
+        </w:rPr>
+        <w:t xml:space="preserve"> re</w:t>
+      </w:r>
+      <w:r>
+        <w:rPr>
+          <w:sz w:val="20"/>
+          <w:szCs w:val="20"/>
+        </w:rPr>
+        <w:t xml:space="preserve">sponsável por </w:t>
       </w:r>
       <w:r>
         <w:rPr>
@@ -300,28 +424,15 @@
       </w:r>
       <w:r>
         <w:rPr>
-          <w:sz w:val="20"/>
-          <w:szCs w:val="20"/>
-        </w:rPr>
-        <w:t>Nº</w:t>
-      </w:r>
-      <w:r>
-        <w:rPr>
-          <w:sz w:val="20"/>
-          <w:szCs w:val="20"/>
-        </w:rPr>
-        <w:t xml:space="preserve">  </w:t>
-      </w:r>
-      <w:r>
-        <w:rPr>
-          <w:color w:val="000000"/>
-          <w:sz w:val="20"/>
-          <w:szCs w:val="20"/>
-        </w:rPr>
-        <w:t>#CONTRATANTERG</w:t>
-      </w:r>
-      <w:r>
-        <w:rPr>
+          <w:color w:val="000000"/>
+          <w:sz w:val="20"/>
+          <w:szCs w:val="20"/>
+        </w:rPr>
+        <w:t>#TRANSPORTADONOME</w:t>
+      </w:r>
+      <w:r>
+        <w:rPr>
+          <w:color w:val="FF0000"/>
           <w:sz w:val="20"/>
           <w:szCs w:val="20"/>
         </w:rPr>
@@ -329,20 +440,7 @@
       </w:r>
       <w:r>
         <w:rPr>
-          <w:sz w:val="20"/>
-          <w:szCs w:val="20"/>
-        </w:rPr>
-        <w:t>,insc</w:t>
-      </w:r>
-      <w:r>
-        <w:rPr>
-          <w:sz w:val="20"/>
-          <w:szCs w:val="20"/>
-        </w:rPr>
-        <w:t>rito no CPF/MF Nº</w:t>
-      </w:r>
-      <w:r>
-        <w:rPr>
+          <w:color w:val="FF0000"/>
           <w:sz w:val="20"/>
           <w:szCs w:val="20"/>
         </w:rPr>
@@ -350,58 +448,132 @@
       </w:r>
       <w:r>
         <w:rPr>
-          <w:color w:val="000000"/>
-          <w:sz w:val="20"/>
-          <w:szCs w:val="20"/>
-        </w:rPr>
-        <w:t>#CONTRATANTECPF</w:t>
-      </w:r>
-      <w:r>
-        <w:rPr>
-          <w:sz w:val="20"/>
-          <w:szCs w:val="20"/>
-        </w:rPr>
-        <w:t>, reside</w:t>
-      </w:r>
-      <w:r>
-        <w:rPr>
-          <w:sz w:val="20"/>
-          <w:szCs w:val="20"/>
-        </w:rPr>
-        <w:t xml:space="preserve">nte e domiciliado na cidade de </w:t>
-      </w:r>
-      <w:r>
-        <w:rPr>
-          <w:sz w:val="20"/>
-          <w:szCs w:val="20"/>
-        </w:rPr>
-        <w:t>#CONTRATANTECID</w:t>
-      </w:r>
-      <w:r>
-        <w:rPr>
-          <w:sz w:val="20"/>
-          <w:szCs w:val="20"/>
-        </w:rPr>
-        <w:t>, estado de Santa Catari</w:t>
-      </w:r>
-      <w:r>
-        <w:rPr>
-          <w:sz w:val="20"/>
-          <w:szCs w:val="20"/>
-        </w:rPr>
-        <w:t xml:space="preserve">na, na </w:t>
-      </w:r>
-      <w:r>
-        <w:rPr>
-          <w:color w:val="000000"/>
-          <w:sz w:val="20"/>
-          <w:szCs w:val="20"/>
-        </w:rPr>
-        <w:t>Rua</w:t>
-      </w:r>
-      <w:r>
-        <w:rPr>
-          <w:color w:val="000000"/>
+          <w:sz w:val="20"/>
+          <w:szCs w:val="20"/>
+        </w:rPr>
+        <w:t>denominado TRANSPORTADO, tem entre si</w:t>
+      </w:r>
+      <w:r>
+        <w:rPr>
+          <w:sz w:val="20"/>
+          <w:szCs w:val="20"/>
+        </w:rPr>
+        <w:t xml:space="preserve"> justo e contratado o que segue:</w:t>
+      </w:r>
+    </w:p>
+    <w:p>
+      <w:pPr>
+        <w:jc w:val="both"/>
+        <w:rPr>
+          <w:sz w:val="20"/>
+          <w:szCs w:val="20"/>
+        </w:rPr>
+      </w:pPr>
+    </w:p>
+    <w:p>
+      <w:pPr>
+        <w:jc w:val="both"/>
+        <w:outlineLvl w:val="0"/>
+        <w:rPr>
+          <w:b/>
+          <w:sz w:val="20"/>
+          <w:szCs w:val="20"/>
+        </w:rPr>
+      </w:pPr>
+      <w:r>
+        <w:rPr>
+          <w:b/>
+          <w:sz w:val="20"/>
+          <w:szCs w:val="20"/>
+        </w:rPr>
+        <w:t>DO OBJETIVO</w:t>
+      </w:r>
+    </w:p>
+    <w:p>
+      <w:pPr>
+        <w:jc w:val="both"/>
+        <w:outlineLvl w:val="0"/>
+        <w:rPr>
+          <w:b/>
+          <w:sz w:val="20"/>
+          <w:szCs w:val="20"/>
+          <w:u w:val="single"/>
+        </w:rPr>
+      </w:pPr>
+    </w:p>
+    <w:p>
+      <w:pPr>
+        <w:jc w:val="both"/>
+        <w:rPr>
+          <w:sz w:val="20"/>
+          <w:szCs w:val="20"/>
+        </w:rPr>
+      </w:pPr>
+      <w:r>
+        <w:rPr>
+          <w:sz w:val="20"/>
+          <w:szCs w:val="20"/>
+        </w:rPr>
+        <w:t xml:space="preserve">Clausula 1ª. – O objetivo do presente contrato é a prestação de serviços de transporte escolar, </w:t>
+      </w:r>
+      <w:r>
+        <w:rPr>
+          <w:sz w:val="20"/>
+          <w:szCs w:val="20"/>
+        </w:rPr>
+        <w:t>consistindo</w:t>
+      </w:r>
+      <w:r>
+        <w:rPr>
+          <w:sz w:val="20"/>
+          <w:szCs w:val="20"/>
+        </w:rPr>
+        <w:t xml:space="preserve"> em</w:t>
+      </w:r>
+      <w:r>
+        <w:rPr>
+          <w:sz w:val="20"/>
+          <w:szCs w:val="20"/>
+        </w:rPr>
+        <w:t xml:space="preserve"> transportar </w:t>
+      </w:r>
+      <w:r>
+        <w:rPr>
+          <w:sz w:val="20"/>
+          <w:szCs w:val="20"/>
+        </w:rPr>
+        <w:t>o</w:t>
+      </w:r>
+      <w:r>
+        <w:rPr>
+          <w:sz w:val="20"/>
+          <w:szCs w:val="20"/>
+        </w:rPr>
+        <w:t xml:space="preserve"> TRANSPORTADO</w:t>
+      </w:r>
+      <w:r>
+        <w:rPr>
+          <w:sz w:val="20"/>
+          <w:szCs w:val="20"/>
+        </w:rPr>
+        <w:t xml:space="preserve">, cujo responsável é o CONTRATANTE, entre sua residência, situada </w:t>
+      </w:r>
+      <w:r>
+        <w:rPr>
+          <w:sz w:val="20"/>
+          <w:szCs w:val="20"/>
+        </w:rPr>
+        <w:t>na</w:t>
+      </w:r>
+      <w:r>
+        <w:rPr>
+          <w:sz w:val="20"/>
+          <w:szCs w:val="20"/>
+        </w:rPr>
+        <w:t xml:space="preserve"> rua/av</w:t>
+      </w:r>
+      <w:r>
+        <w:rPr>
           <w:sz w:val="20"/>
           <w:szCs w:val="20"/>
         </w:rPr>
@@ -413,15 +585,44 @@
           <w:sz w:val="20"/>
           <w:szCs w:val="20"/>
         </w:rPr>
+        <w:t>transalru</w:t>
+      </w:r>
+      <w:r>
+        <w:rPr>
+          <w:color w:val="FF0000"/>
+          <w:sz w:val="20"/>
+          <w:szCs w:val="20"/>
+        </w:rPr>
         <w:t xml:space="preserve"> </w:t>
       </w:r>
       <w:r>
         <w:rPr>
-          <w:color w:val="000000"/>
-          <w:sz w:val="20"/>
-          <w:szCs w:val="20"/>
-        </w:rPr>
-        <w:t>#CONTRATANTERUA</w:t>
+          <w:sz w:val="20"/>
+          <w:szCs w:val="20"/>
+        </w:rPr>
+        <w:t xml:space="preserve">e a </w:t>
+      </w:r>
+      <w:r>
+        <w:rPr>
+          <w:sz w:val="20"/>
+          <w:szCs w:val="20"/>
+        </w:rPr>
+        <w:t>escola</w:t>
+      </w:r>
+      <w:r>
+        <w:rPr>
+          <w:sz w:val="20"/>
+          <w:szCs w:val="20"/>
+        </w:rPr>
+        <w:t xml:space="preserve"> </w:t>
+      </w:r>
+      <w:r>
+        <w:rPr>
+          <w:color w:val="000000"/>
+          <w:sz w:val="20"/>
+          <w:szCs w:val="20"/>
+        </w:rPr>
+        <w:t>#TRANSPORTADOESCOLA</w:t>
       </w:r>
       <w:r>
         <w:rPr>
@@ -436,31 +637,98 @@
           <w:sz w:val="20"/>
           <w:szCs w:val="20"/>
         </w:rPr>
-        <w:t>doravante denominado CONTRATANT</w:t>
-      </w:r>
-      <w:r>
-        <w:rPr>
-          <w:sz w:val="20"/>
-          <w:szCs w:val="20"/>
-        </w:rPr>
-        <w:t>E</w:t>
-      </w:r>
-      <w:r>
-        <w:rPr>
-          <w:sz w:val="20"/>
-          <w:szCs w:val="20"/>
-        </w:rPr>
-        <w:t xml:space="preserve"> re</w:t>
-      </w:r>
-      <w:r>
-        <w:rPr>
-          <w:sz w:val="20"/>
-          <w:szCs w:val="20"/>
-        </w:rPr>
-        <w:t xml:space="preserve">sponsável por </w:t>
-      </w:r>
-      <w:r>
-        <w:rPr>
+        <w:t>sit</w:t>
+      </w:r>
+      <w:r>
+        <w:rPr>
+          <w:sz w:val="20"/>
+          <w:szCs w:val="20"/>
+        </w:rPr>
+        <w:t>uada na cidade de P</w:t>
+      </w:r>
+      <w:r>
+        <w:rPr>
+          <w:sz w:val="20"/>
+          <w:szCs w:val="20"/>
+        </w:rPr>
+        <w:t>alhoça, durante o período letivo.</w:t>
+      </w:r>
+    </w:p>
+    <w:p>
+      <w:pPr>
+        <w:jc w:val="both"/>
+        <w:rPr>
+          <w:sz w:val="20"/>
+          <w:szCs w:val="20"/>
+        </w:rPr>
+      </w:pPr>
+    </w:p>
+    <w:p>
+      <w:pPr>
+        <w:jc w:val="both"/>
+        <w:rPr>
+          <w:sz w:val="20"/>
+          <w:szCs w:val="20"/>
+        </w:rPr>
+      </w:pPr>
+      <w:r>
+        <w:rPr>
+          <w:sz w:val="20"/>
+          <w:szCs w:val="20"/>
+        </w:rPr>
+        <w:t xml:space="preserve">CLAUSULA 2ª. – O serviço de transporte aqui contratado será realizado diariamente, de segunda a sexta-feira, nos horários aproximados p/ mais ou para menos, compreendidos entre as </w:t>
+      </w:r>
+      <w:r>
+        <w:rPr>
+          <w:color w:val="000000"/>
+          <w:sz w:val="20"/>
+          <w:szCs w:val="20"/>
+        </w:rPr>
+        <w:t>#DADOSGERAISHORARIO1</w:t>
+      </w:r>
+      <w:r>
+        <w:rPr>
+          <w:color w:val="000000"/>
+          <w:sz w:val="20"/>
+          <w:szCs w:val="20"/>
+        </w:rPr>
+        <w:t xml:space="preserve"> e as </w:t>
+      </w:r>
+      <w:r>
+        <w:rPr>
+          <w:color w:val="000000"/>
+          <w:sz w:val="20"/>
+          <w:szCs w:val="20"/>
+        </w:rPr>
+        <w:t>#DADOSGERAISHORARIO2</w:t>
+      </w:r>
+      <w:r>
+        <w:rPr>
+          <w:color w:val="000000"/>
+          <w:sz w:val="20"/>
+          <w:szCs w:val="20"/>
+        </w:rPr>
+        <w:t>, durante os m</w:t>
+      </w:r>
+      <w:r>
+        <w:rPr>
+          <w:color w:val="000000"/>
+          <w:sz w:val="20"/>
+          <w:szCs w:val="20"/>
+        </w:rPr>
+        <w:t xml:space="preserve">eses de </w:t>
+      </w:r>
+      <w:r>
+        <w:rPr>
+          <w:color w:val="000000"/>
+          <w:sz w:val="20"/>
+          <w:szCs w:val="20"/>
+        </w:rPr>
+        <w:t>#DADOSGERAISMES1</w:t>
+      </w:r>
+      <w:r>
+        <w:rPr>
+          <w:color w:val="000000"/>
           <w:sz w:val="20"/>
           <w:szCs w:val="20"/>
         </w:rPr>
@@ -472,11 +740,27 @@
           <w:sz w:val="20"/>
           <w:szCs w:val="20"/>
         </w:rPr>
-        <w:t>#TRANSPORTADONOME</w:t>
-      </w:r>
-      <w:r>
-        <w:rPr>
-          <w:color w:val="FF0000"/>
+        <w:t xml:space="preserve">A </w:t>
+      </w:r>
+      <w:r>
+        <w:rPr>
+          <w:color w:val="000000"/>
+          <w:sz w:val="20"/>
+          <w:szCs w:val="20"/>
+        </w:rPr>
+        <w:t>#DADOSGERAISMES2</w:t>
+      </w:r>
+      <w:r>
+        <w:rPr>
+          <w:color w:val="000000"/>
+          <w:sz w:val="20"/>
+          <w:szCs w:val="20"/>
+        </w:rPr>
+        <w:t xml:space="preserve"> do ano de</w:t>
+      </w:r>
+      <w:r>
+        <w:rPr>
+          <w:color w:val="000000"/>
           <w:sz w:val="20"/>
           <w:szCs w:val="20"/>
         </w:rPr>
@@ -484,61 +768,464 @@
       </w:r>
       <w:r>
         <w:rPr>
-          <w:color w:val="FF0000"/>
+          <w:color w:val="000000"/>
+          <w:sz w:val="20"/>
+          <w:szCs w:val="20"/>
+        </w:rPr>
+        <w:t>#ANOCONTRATO</w:t>
+      </w:r>
+      <w:r>
+        <w:rPr>
+          <w:sz w:val="20"/>
+          <w:szCs w:val="20"/>
+        </w:rPr>
+        <w:t>.</w:t>
+      </w:r>
+    </w:p>
+    <w:p>
+      <w:pPr>
+        <w:jc w:val="both"/>
+        <w:rPr>
+          <w:sz w:val="20"/>
+          <w:szCs w:val="20"/>
+        </w:rPr>
+      </w:pPr>
+    </w:p>
+    <w:p>
+      <w:pPr>
+        <w:jc w:val="both"/>
+        <w:outlineLvl w:val="0"/>
+        <w:rPr>
+          <w:b/>
+          <w:sz w:val="20"/>
+          <w:szCs w:val="20"/>
+        </w:rPr>
+      </w:pPr>
+      <w:r>
+        <w:rPr>
+          <w:b/>
+          <w:sz w:val="20"/>
+          <w:szCs w:val="20"/>
+        </w:rPr>
+        <w:t>PREÇO E FORMA DE PAGAMENTO</w:t>
+      </w:r>
+    </w:p>
+    <w:p>
+      <w:pPr>
+        <w:jc w:val="both"/>
+        <w:rPr>
+          <w:b/>
+          <w:color w:val="000000"/>
+          <w:sz w:val="20"/>
+          <w:szCs w:val="20"/>
+        </w:rPr>
+      </w:pPr>
+    </w:p>
+    <w:p>
+      <w:pPr>
+        <w:jc w:val="both"/>
+        <w:rPr>
+          <w:color w:val="000000"/>
+          <w:sz w:val="20"/>
+          <w:szCs w:val="20"/>
+        </w:rPr>
+      </w:pPr>
+      <w:r>
+        <w:rPr>
+          <w:color w:val="000000"/>
+          <w:sz w:val="20"/>
+          <w:szCs w:val="20"/>
+        </w:rPr>
+        <w:t>CLAUSULA 3ª. – O serviço de transporte aqui co</w:t>
+      </w:r>
+      <w:r>
+        <w:rPr>
+          <w:color w:val="000000"/>
+          <w:sz w:val="20"/>
+          <w:szCs w:val="20"/>
+        </w:rPr>
+        <w:t xml:space="preserve">ntratado, pelo período de </w:t>
+      </w:r>
+      <w:r>
+        <w:rPr>
+          <w:color w:val="000000"/>
+          <w:sz w:val="20"/>
+          <w:szCs w:val="20"/>
+        </w:rPr>
+        <w:t>#DADOSGERAISPARCELAS</w:t>
+      </w:r>
+      <w:r>
+        <w:rPr>
+          <w:color w:val="000000"/>
+          <w:sz w:val="20"/>
+          <w:szCs w:val="20"/>
+        </w:rPr>
+        <w:t xml:space="preserve"> M</w:t>
+      </w:r>
+      <w:r>
+        <w:rPr>
+          <w:color w:val="000000"/>
+          <w:sz w:val="20"/>
+          <w:szCs w:val="20"/>
+        </w:rPr>
+        <w:t xml:space="preserve">eses é de R$ </w:t>
+      </w:r>
+      <w:r>
+        <w:rPr>
+          <w:color w:val="000000"/>
+          <w:sz w:val="20"/>
+          <w:szCs w:val="20"/>
+        </w:rPr>
+        <w:t>#DADOSGERAISTOTAL</w:t>
+      </w:r>
+      <w:r>
+        <w:rPr>
+          <w:color w:val="000000"/>
+          <w:sz w:val="20"/>
+          <w:szCs w:val="20"/>
+        </w:rPr>
+        <w:t>.</w:t>
+      </w:r>
+    </w:p>
+    <w:p>
+      <w:pPr>
+        <w:rPr>
+          <w:color w:val="000000"/>
+          <w:sz w:val="20"/>
+          <w:szCs w:val="20"/>
+        </w:rPr>
+      </w:pPr>
+      <w:r>
+        <w:rPr>
+          <w:color w:val="000000"/>
+          <w:sz w:val="20"/>
+          <w:szCs w:val="20"/>
+        </w:rPr>
+        <w:t>(</w:t>
+      </w:r>
+      <w:r>
+        <w:rPr>
+          <w:color w:val="000000"/>
+          <w:sz w:val="20"/>
+          <w:szCs w:val="20"/>
+        </w:rPr>
+        <w:t>#DADOSGERAISTOTALEXTENSO</w:t>
+      </w:r>
+      <w:r>
+        <w:rPr>
+          <w:color w:val="000000"/>
+          <w:sz w:val="20"/>
+          <w:szCs w:val="20"/>
+        </w:rPr>
+        <w:t xml:space="preserve">), que serão pagos em </w:t>
+      </w:r>
+      <w:r>
+        <w:rPr>
+          <w:color w:val="000000"/>
+          <w:sz w:val="20"/>
+          <w:szCs w:val="20"/>
+        </w:rPr>
+        <w:t>#DADOSGERAISQTADEPARCELAS</w:t>
+      </w:r>
+      <w:r>
+        <w:rPr>
+          <w:color w:val="000000"/>
+          <w:sz w:val="20"/>
+          <w:szCs w:val="20"/>
+        </w:rPr>
+        <w:t xml:space="preserve"> parcelas mensais e co</w:t>
+      </w:r>
+      <w:r>
+        <w:rPr>
+          <w:color w:val="000000"/>
+          <w:sz w:val="20"/>
+          <w:szCs w:val="20"/>
+        </w:rPr>
+        <w:t xml:space="preserve">nsecutivas de R$ </w:t>
+      </w:r>
+      <w:r>
+        <w:rPr>
+          <w:color w:val="000000"/>
+          <w:sz w:val="20"/>
+          <w:szCs w:val="20"/>
+        </w:rPr>
+        <w:t>#DADOSGERAISPARCELA</w:t>
+      </w:r>
+      <w:r>
+        <w:rPr>
+          <w:color w:val="000000"/>
+          <w:sz w:val="20"/>
+          <w:szCs w:val="20"/>
+        </w:rPr>
+        <w:t>0</w:t>
+      </w:r>
+      <w:r>
+        <w:rPr>
+          <w:color w:val="000000"/>
           <w:sz w:val="20"/>
           <w:szCs w:val="20"/>
         </w:rPr>
         <w:t xml:space="preserve"> </w:t>
       </w:r>
-      <w:r>
-        <w:rPr>
-          <w:sz w:val="20"/>
-          <w:szCs w:val="20"/>
-        </w:rPr>
-        <w:t>denominado TRANSPORTADO, tem entre si</w:t>
-      </w:r>
-      <w:r>
-        <w:rPr>
-          <w:sz w:val="20"/>
-          <w:szCs w:val="20"/>
-        </w:rPr>
-        <w:t xml:space="preserve"> justo e contratado o que segue:</w:t>
-      </w:r>
-    </w:p>
-    <w:p>
-      <w:pPr>
-        <w:jc w:val="both"/>
-        <w:rPr>
-          <w:sz w:val="20"/>
-          <w:szCs w:val="20"/>
-        </w:rPr>
-      </w:pPr>
-    </w:p>
-    <w:p>
-      <w:pPr>
-        <w:jc w:val="both"/>
-        <w:outlineLvl w:val="0"/>
-        <w:rPr>
-          <w:b/>
-          <w:sz w:val="20"/>
-          <w:szCs w:val="20"/>
-        </w:rPr>
-      </w:pPr>
-      <w:r>
-        <w:rPr>
-          <w:b/>
-          <w:sz w:val="20"/>
-          <w:szCs w:val="20"/>
-        </w:rPr>
-        <w:t>DO OBJETIVO</w:t>
-      </w:r>
-    </w:p>
-    <w:p>
-      <w:pPr>
-        <w:jc w:val="both"/>
-        <w:outlineLvl w:val="0"/>
-        <w:rPr>
-          <w:b/>
+      <w:proofErr w:type="gramStart"/>
+      <w:r>
+        <w:rPr>
+          <w:color w:val="000000"/>
+          <w:sz w:val="20"/>
+          <w:szCs w:val="20"/>
+        </w:rPr>
+        <w:t>(</w:t>
+      </w:r>
+      <w:r>
+        <w:rPr>
+          <w:color w:val="000000"/>
+          <w:sz w:val="20"/>
+          <w:szCs w:val="20"/>
+        </w:rPr>
+        <w:t xml:space="preserve"> parexten</w:t>
+      </w:r>
+      <w:proofErr w:type="gramEnd"/>
+      <w:r>
+        <w:rPr>
+          <w:color w:val="000000"/>
+          <w:sz w:val="20"/>
+          <w:szCs w:val="20"/>
+        </w:rPr>
+        <w:t xml:space="preserve"> </w:t>
+      </w:r>
+      <w:r>
+        <w:rPr>
+          <w:color w:val="000000"/>
+          <w:sz w:val="20"/>
+          <w:szCs w:val="20"/>
+        </w:rPr>
+        <w:t>)</w:t>
+      </w:r>
+      <w:r>
+        <w:rPr>
+          <w:color w:val="000000"/>
+          <w:sz w:val="20"/>
+          <w:szCs w:val="20"/>
+        </w:rPr>
+        <w:t xml:space="preserve"> </w:t>
+      </w:r>
+      <w:r>
+        <w:rPr>
+          <w:color w:val="000000"/>
+          <w:sz w:val="20"/>
+          <w:szCs w:val="20"/>
+        </w:rPr>
+        <w:t>,</w:t>
+      </w:r>
+      <w:r>
+        <w:rPr>
+          <w:color w:val="000000"/>
+          <w:sz w:val="20"/>
+          <w:szCs w:val="20"/>
+        </w:rPr>
+        <w:t xml:space="preserve"> vencíveis entre os dias 01 e 10</w:t>
+      </w:r>
+      <w:r>
+        <w:rPr>
+          <w:color w:val="000000"/>
+          <w:sz w:val="20"/>
+          <w:szCs w:val="20"/>
+        </w:rPr>
+        <w:t xml:space="preserve"> de cada mês, sendo devidas a partir do primeiro mês de vigência deste contrato.</w:t>
+      </w:r>
+    </w:p>
+    <w:p>
+      <w:pPr>
+        <w:jc w:val="both"/>
+        <w:rPr>
+          <w:sz w:val="20"/>
+          <w:szCs w:val="20"/>
+        </w:rPr>
+      </w:pPr>
+    </w:p>
+    <w:p>
+      <w:pPr>
+        <w:jc w:val="both"/>
+        <w:rPr>
+          <w:sz w:val="20"/>
+          <w:szCs w:val="20"/>
+        </w:rPr>
+      </w:pPr>
+      <w:r>
+        <w:rPr>
+          <w:sz w:val="20"/>
+          <w:szCs w:val="20"/>
+        </w:rPr>
+        <w:tab/>
+        <w:t xml:space="preserve">Anexo: 3.1 – O Contratante se declara ciente que </w:t>
+      </w:r>
+      <w:proofErr w:type="gramStart"/>
+      <w:r>
+        <w:rPr>
+          <w:sz w:val="20"/>
+          <w:szCs w:val="20"/>
+        </w:rPr>
+        <w:t>esta</w:t>
+      </w:r>
+      <w:proofErr w:type="gramEnd"/>
+      <w:r>
+        <w:rPr>
+          <w:sz w:val="20"/>
+          <w:szCs w:val="20"/>
+        </w:rPr>
+        <w:t xml:space="preserve"> receben</w:t>
+      </w:r>
+      <w:r>
+        <w:rPr>
+          <w:sz w:val="20"/>
+          <w:szCs w:val="20"/>
+        </w:rPr>
+        <w:t>do todos o boletos do 1° mês até</w:t>
+      </w:r>
+      <w:r>
+        <w:rPr>
+          <w:sz w:val="20"/>
+          <w:szCs w:val="20"/>
+        </w:rPr>
+        <w:t xml:space="preserve"> o ultimo mês de vigência deste contrato, juntamente com o respectivo contrato.</w:t>
+      </w:r>
+    </w:p>
+    <w:p>
+      <w:pPr>
+        <w:jc w:val="both"/>
+        <w:rPr>
+          <w:sz w:val="20"/>
+          <w:szCs w:val="20"/>
+        </w:rPr>
+      </w:pPr>
+    </w:p>
+    <w:p>
+      <w:pPr>
+        <w:jc w:val="both"/>
+        <w:rPr>
+          <w:sz w:val="20"/>
+          <w:szCs w:val="20"/>
+        </w:rPr>
+      </w:pPr>
+      <w:r>
+        <w:rPr>
+          <w:sz w:val="20"/>
+          <w:szCs w:val="20"/>
+        </w:rPr>
+        <w:t>CLAUSULA 4ª. – Fica estipulado que em caso de atraso de qualquer das parcelas mensais, será cobrado multa de 2% sobre o valor da parcela acresc</w:t>
+      </w:r>
+      <w:r>
+        <w:rPr>
+          <w:sz w:val="20"/>
+          <w:szCs w:val="20"/>
+        </w:rPr>
+        <w:t>ido de R$0,50 (CINQUENTA</w:t>
+      </w:r>
+      <w:r>
+        <w:rPr>
+          <w:sz w:val="20"/>
+          <w:szCs w:val="20"/>
+        </w:rPr>
+        <w:t xml:space="preserve"> CENTAVOS) ao dia</w:t>
+      </w:r>
+      <w:r>
+        <w:rPr>
+          <w:sz w:val="20"/>
+          <w:szCs w:val="20"/>
+        </w:rPr>
+        <w:t>.</w:t>
+      </w:r>
+    </w:p>
+    <w:p>
+      <w:pPr>
+        <w:jc w:val="both"/>
+        <w:rPr>
+          <w:sz w:val="20"/>
+          <w:szCs w:val="20"/>
+        </w:rPr>
+      </w:pPr>
+    </w:p>
+    <w:p>
+      <w:pPr>
+        <w:jc w:val="both"/>
+        <w:rPr>
+          <w:sz w:val="20"/>
+          <w:szCs w:val="20"/>
+        </w:rPr>
+      </w:pPr>
+      <w:r>
+        <w:rPr>
+          <w:sz w:val="20"/>
+          <w:szCs w:val="20"/>
+        </w:rPr>
+        <w:t>CLAUSULA 5ª. – As partes convencionam que o presente contrato poderá sofrer reajuste durante seu curso somente em caso de haver, durante o período, aumento no preço dos combustíveis. Neste caso, o aumento será calculado na proporção de 50% do aumento ocorrido no preço dos combustíveis e incidirá sobre o valor ainda não pago no contrato, distribuídos pelas parcelas ainda a serem quitadas.</w:t>
+      </w:r>
+    </w:p>
+    <w:p>
+      <w:pPr>
+        <w:jc w:val="both"/>
+        <w:rPr>
+          <w:sz w:val="20"/>
+          <w:szCs w:val="20"/>
+        </w:rPr>
+      </w:pPr>
+    </w:p>
+    <w:p>
+      <w:pPr>
+        <w:jc w:val="both"/>
+        <w:outlineLvl w:val="0"/>
+        <w:rPr>
+          <w:b/>
+          <w:sz w:val="20"/>
+          <w:szCs w:val="20"/>
+        </w:rPr>
+      </w:pPr>
+      <w:r>
+        <w:rPr>
+          <w:b/>
+          <w:sz w:val="20"/>
+          <w:szCs w:val="20"/>
+        </w:rPr>
+        <w:t xml:space="preserve">DAS OBRIGAÇÕES DO CONTRATANTE E DO CONTRATADO </w:t>
+      </w:r>
+    </w:p>
+    <w:p>
+      <w:pPr>
+        <w:jc w:val="both"/>
+        <w:rPr>
+          <w:b/>
+          <w:sz w:val="20"/>
+          <w:szCs w:val="20"/>
+        </w:rPr>
+      </w:pPr>
+    </w:p>
+    <w:p>
+      <w:pPr>
+        <w:jc w:val="both"/>
+        <w:rPr>
+          <w:sz w:val="20"/>
+          <w:szCs w:val="20"/>
+        </w:rPr>
+      </w:pPr>
+      <w:r>
+        <w:rPr>
+          <w:sz w:val="20"/>
+          <w:szCs w:val="20"/>
+        </w:rPr>
+        <w:t>#TIPOCONTRATO</w:t>
+      </w:r>
+      <w:r>
+        <w:rPr>
+          <w:sz w:val="20"/>
+          <w:szCs w:val="20"/>
+        </w:rPr>
+        <w:t xml:space="preserve"> </w:t>
+      </w:r>
+    </w:p>
+    <w:p>
+      <w:pPr>
+        <w:jc w:val="both"/>
+        <w:rPr>
           <w:sz w:val="20"/>
           <w:szCs w:val="20"/>
           <w:u w:val="single"/>
@@ -558,713 +1245,6 @@
           <w:sz w:val="20"/>
           <w:szCs w:val="20"/>
         </w:rPr>
-        <w:t>Clausula 1ª. – O objetivo do presente contrato é a prestação de serviços de transporte escolar, consisten</w:t>
-      </w:r>
-      <w:r>
-        <w:rPr>
-          <w:sz w:val="20"/>
-          <w:szCs w:val="20"/>
-        </w:rPr>
-        <w:t>te em</w:t>
-      </w:r>
-      <w:r>
-        <w:rPr>
-          <w:sz w:val="20"/>
-          <w:szCs w:val="20"/>
-        </w:rPr>
-        <w:t xml:space="preserve"> transportar </w:t>
-      </w:r>
-      <w:r>
-        <w:rPr>
-          <w:sz w:val="20"/>
-          <w:szCs w:val="20"/>
-        </w:rPr>
-        <w:t>O TRANSPORTADO</w:t>
-      </w:r>
-      <w:r>
-        <w:rPr>
-          <w:sz w:val="20"/>
-          <w:szCs w:val="20"/>
-        </w:rPr>
-        <w:t xml:space="preserve">, cujo responsável é o CONTRATANTE, entre sua residência, situada </w:t>
-      </w:r>
-      <w:r>
-        <w:rPr>
-          <w:sz w:val="20"/>
-          <w:szCs w:val="20"/>
-        </w:rPr>
-        <w:t>na</w:t>
-      </w:r>
-      <w:r>
-        <w:rPr>
-          <w:sz w:val="20"/>
-          <w:szCs w:val="20"/>
-        </w:rPr>
-        <w:t xml:space="preserve"> rua/av</w:t>
-      </w:r>
-      <w:r>
-        <w:rPr>
-          <w:sz w:val="20"/>
-          <w:szCs w:val="20"/>
-        </w:rPr>
-        <w:t xml:space="preserve"> </w:t>
-      </w:r>
-      <w:r>
-        <w:rPr>
-          <w:color w:val="000000"/>
-          <w:sz w:val="20"/>
-          <w:szCs w:val="20"/>
-        </w:rPr>
-        <w:t>transalru</w:t>
-      </w:r>
-      <w:r>
-        <w:rPr>
-          <w:color w:val="FF0000"/>
-          <w:sz w:val="20"/>
-          <w:szCs w:val="20"/>
-        </w:rPr>
-        <w:t xml:space="preserve"> </w:t>
-      </w:r>
-      <w:r>
-        <w:rPr>
-          <w:sz w:val="20"/>
-          <w:szCs w:val="20"/>
-        </w:rPr>
-        <w:t xml:space="preserve">e a </w:t>
-      </w:r>
-      <w:r>
-        <w:rPr>
-          <w:sz w:val="20"/>
-          <w:szCs w:val="20"/>
-        </w:rPr>
-        <w:t>escola</w:t>
-      </w:r>
-      <w:r>
-        <w:rPr>
-          <w:sz w:val="20"/>
-          <w:szCs w:val="20"/>
-        </w:rPr>
-        <w:t xml:space="preserve"> </w:t>
-      </w:r>
-      <w:r>
-        <w:rPr>
-          <w:color w:val="000000"/>
-          <w:sz w:val="20"/>
-          <w:szCs w:val="20"/>
-        </w:rPr>
-        <w:t>#TRANSPORTADOESCOLA</w:t>
-      </w:r>
-      <w:r>
-        <w:rPr>
-          <w:color w:val="FF0000"/>
-          <w:sz w:val="20"/>
-          <w:szCs w:val="20"/>
-        </w:rPr>
-        <w:t xml:space="preserve"> </w:t>
-      </w:r>
-      <w:r>
-        <w:rPr>
-          <w:sz w:val="20"/>
-          <w:szCs w:val="20"/>
-        </w:rPr>
-        <w:t>sit</w:t>
-      </w:r>
-      <w:r>
-        <w:rPr>
-          <w:sz w:val="20"/>
-          <w:szCs w:val="20"/>
-        </w:rPr>
-        <w:t>uada na cidade de P</w:t>
-      </w:r>
-      <w:r>
-        <w:rPr>
-          <w:sz w:val="20"/>
-          <w:szCs w:val="20"/>
-        </w:rPr>
-        <w:t>alhoça, durante o período letivo.</w:t>
-      </w:r>
-    </w:p>
-    <w:p>
-      <w:pPr>
-        <w:jc w:val="both"/>
-        <w:rPr>
-          <w:sz w:val="20"/>
-          <w:szCs w:val="20"/>
-        </w:rPr>
-      </w:pPr>
-    </w:p>
-    <w:p>
-      <w:pPr>
-        <w:jc w:val="both"/>
-        <w:rPr>
-          <w:sz w:val="20"/>
-          <w:szCs w:val="20"/>
-        </w:rPr>
-      </w:pPr>
-      <w:r>
-        <w:rPr>
-          <w:sz w:val="20"/>
-          <w:szCs w:val="20"/>
-        </w:rPr>
-        <w:t xml:space="preserve">CLAUSULA 2ª. – O serviço de transporte aqui contratado será realizado diariamente, de segunda a sexta-feira, nos horários aproximados p/ mais ou para menos, compreendidos entre as </w:t>
-      </w:r>
-      <w:r>
-        <w:rPr>
-          <w:color w:val="000000"/>
-          <w:sz w:val="20"/>
-          <w:szCs w:val="20"/>
-        </w:rPr>
-        <w:t>#DADOSGERAISHORARIO1</w:t>
-      </w:r>
-      <w:r>
-        <w:rPr>
-          <w:color w:val="000000"/>
-          <w:sz w:val="20"/>
-          <w:szCs w:val="20"/>
-        </w:rPr>
-        <w:t xml:space="preserve"> e as </w:t>
-      </w:r>
-      <w:r>
-        <w:rPr>
-          <w:color w:val="000000"/>
-          <w:sz w:val="20"/>
-          <w:szCs w:val="20"/>
-        </w:rPr>
-        <w:t>#DADOSGERAISHORARIO2</w:t>
-      </w:r>
-      <w:r>
-        <w:rPr>
-          <w:color w:val="000000"/>
-          <w:sz w:val="20"/>
-          <w:szCs w:val="20"/>
-        </w:rPr>
-        <w:t>, durante os m</w:t>
-      </w:r>
-      <w:r>
-        <w:rPr>
-          <w:color w:val="000000"/>
-          <w:sz w:val="20"/>
-          <w:szCs w:val="20"/>
-        </w:rPr>
-        <w:t xml:space="preserve">eses de </w:t>
-      </w:r>
-      <w:r>
-        <w:rPr>
-          <w:color w:val="000000"/>
-          <w:sz w:val="20"/>
-          <w:szCs w:val="20"/>
-        </w:rPr>
-        <w:t>#DADOSGERAISMES1</w:t>
-      </w:r>
-      <w:r>
-        <w:rPr>
-          <w:color w:val="000000"/>
-          <w:sz w:val="20"/>
-          <w:szCs w:val="20"/>
-        </w:rPr>
-        <w:t xml:space="preserve"> </w:t>
-      </w:r>
-      <w:r>
-        <w:rPr>
-          <w:color w:val="000000"/>
-          <w:sz w:val="20"/>
-          <w:szCs w:val="20"/>
-        </w:rPr>
-        <w:t xml:space="preserve"> A </w:t>
-      </w:r>
-      <w:r>
-        <w:rPr>
-          <w:color w:val="000000"/>
-          <w:sz w:val="20"/>
-          <w:szCs w:val="20"/>
-        </w:rPr>
-        <w:t>#DADOSGERAISMES2</w:t>
-      </w:r>
-      <w:r>
-        <w:rPr>
-          <w:color w:val="000000"/>
-          <w:sz w:val="20"/>
-          <w:szCs w:val="20"/>
-        </w:rPr>
-        <w:t xml:space="preserve"> do ano de</w:t>
-      </w:r>
-      <w:r>
-        <w:rPr>
-          <w:color w:val="000000"/>
-          <w:sz w:val="20"/>
-          <w:szCs w:val="20"/>
-        </w:rPr>
-        <w:t xml:space="preserve"> </w:t>
-      </w:r>
-      <w:r>
-        <w:rPr>
-          <w:color w:val="000000"/>
-          <w:sz w:val="20"/>
-          <w:szCs w:val="20"/>
-        </w:rPr>
-        <w:t>#ANOCONTRATO</w:t>
-      </w:r>
-      <w:r>
-        <w:rPr>
-          <w:sz w:val="20"/>
-          <w:szCs w:val="20"/>
-        </w:rPr>
-        <w:t>.</w:t>
-      </w:r>
-    </w:p>
-    <w:p>
-      <w:pPr>
-        <w:jc w:val="both"/>
-        <w:rPr>
-          <w:sz w:val="20"/>
-          <w:szCs w:val="20"/>
-        </w:rPr>
-      </w:pPr>
-    </w:p>
-    <w:p>
-      <w:pPr>
-        <w:jc w:val="both"/>
-        <w:outlineLvl w:val="0"/>
-        <w:rPr>
-          <w:b/>
-          <w:sz w:val="20"/>
-          <w:szCs w:val="20"/>
-        </w:rPr>
-      </w:pPr>
-      <w:r>
-        <w:rPr>
-          <w:b/>
-          <w:sz w:val="20"/>
-          <w:szCs w:val="20"/>
-        </w:rPr>
-        <w:t>PREÇO E FORMA DE PAGAMENTO</w:t>
-      </w:r>
-    </w:p>
-    <w:p>
-      <w:pPr>
-        <w:jc w:val="both"/>
-        <w:rPr>
-          <w:b/>
-          <w:color w:val="000000"/>
-          <w:sz w:val="20"/>
-          <w:szCs w:val="20"/>
-        </w:rPr>
-      </w:pPr>
-    </w:p>
-    <w:p>
-      <w:pPr>
-        <w:jc w:val="both"/>
-        <w:rPr>
-          <w:color w:val="000000"/>
-          <w:sz w:val="20"/>
-          <w:szCs w:val="20"/>
-        </w:rPr>
-      </w:pPr>
-      <w:r>
-        <w:rPr>
-          <w:color w:val="000000"/>
-          <w:sz w:val="20"/>
-          <w:szCs w:val="20"/>
-        </w:rPr>
-        <w:t>CLAUSULA 3ª. – O serviço de transporte aqui co</w:t>
-      </w:r>
-      <w:r>
-        <w:rPr>
-          <w:color w:val="000000"/>
-          <w:sz w:val="20"/>
-          <w:szCs w:val="20"/>
-        </w:rPr>
-        <w:t xml:space="preserve">ntratado, pelo período de </w:t>
-      </w:r>
-      <w:r>
-        <w:rPr>
-          <w:color w:val="000000"/>
-          <w:sz w:val="20"/>
-          <w:szCs w:val="20"/>
-        </w:rPr>
-        <w:t>#DADOSGERAISPARCELAS</w:t>
-      </w:r>
-      <w:r>
-        <w:rPr>
-          <w:color w:val="000000"/>
-          <w:sz w:val="20"/>
-          <w:szCs w:val="20"/>
-        </w:rPr>
-        <w:t xml:space="preserve"> </w:t>
-      </w:r>
-      <w:r>
-        <w:rPr>
-          <w:color w:val="000000"/>
-          <w:sz w:val="20"/>
-          <w:szCs w:val="20"/>
-        </w:rPr>
-        <w:t xml:space="preserve"> M</w:t>
-      </w:r>
-      <w:r>
-        <w:rPr>
-          <w:color w:val="000000"/>
-          <w:sz w:val="20"/>
-          <w:szCs w:val="20"/>
-        </w:rPr>
-        <w:t xml:space="preserve">eses é de R$ </w:t>
-      </w:r>
-      <w:r>
-        <w:rPr>
-          <w:color w:val="000000"/>
-          <w:sz w:val="20"/>
-          <w:szCs w:val="20"/>
-        </w:rPr>
-        <w:t>#DADOSGERAISTOTAL</w:t>
-      </w:r>
-      <w:r>
-        <w:rPr>
-          <w:color w:val="000000"/>
-          <w:sz w:val="20"/>
-          <w:szCs w:val="20"/>
-        </w:rPr>
-        <w:t>.</w:t>
-      </w:r>
-    </w:p>
-    <w:p>
-      <w:pPr>
-        <w:rPr>
-          <w:color w:val="000000"/>
-          <w:sz w:val="20"/>
-          <w:szCs w:val="20"/>
-        </w:rPr>
-      </w:pPr>
-      <w:r>
-        <w:rPr>
-          <w:color w:val="000000"/>
-          <w:sz w:val="20"/>
-          <w:szCs w:val="20"/>
-        </w:rPr>
-        <w:t>(</w:t>
-      </w:r>
-      <w:r>
-        <w:rPr>
-          <w:color w:val="000000"/>
-          <w:sz w:val="20"/>
-          <w:szCs w:val="20"/>
-        </w:rPr>
-        <w:t>#DADOSGERAISTOTALEXTENSO</w:t>
-      </w:r>
-      <w:r>
-        <w:rPr>
-          <w:color w:val="000000"/>
-          <w:sz w:val="20"/>
-          <w:szCs w:val="20"/>
-        </w:rPr>
-        <w:t xml:space="preserve"> </w:t>
-      </w:r>
-      <w:r>
-        <w:rPr>
-          <w:color w:val="000000"/>
-          <w:sz w:val="20"/>
-          <w:szCs w:val="20"/>
-        </w:rPr>
-        <w:t xml:space="preserve">), que serão pagos em </w:t>
-      </w:r>
-      <w:r>
-        <w:rPr>
-          <w:color w:val="000000"/>
-          <w:sz w:val="20"/>
-          <w:szCs w:val="20"/>
-        </w:rPr>
-        <w:t>#DADOSGERAISQTADEPARCELAS</w:t>
-      </w:r>
-      <w:r>
-        <w:rPr>
-          <w:color w:val="000000"/>
-          <w:sz w:val="20"/>
-          <w:szCs w:val="20"/>
-        </w:rPr>
-        <w:t xml:space="preserve"> parcelas mensais e co</w:t>
-      </w:r>
-      <w:r>
-        <w:rPr>
-          <w:color w:val="000000"/>
-          <w:sz w:val="20"/>
-          <w:szCs w:val="20"/>
-        </w:rPr>
-        <w:t xml:space="preserve">nsecutivas de R$ </w:t>
-      </w:r>
-      <w:r>
-        <w:rPr>
-          <w:color w:val="000000"/>
-          <w:sz w:val="20"/>
-          <w:szCs w:val="20"/>
-        </w:rPr>
-        <w:t>#DADOSGERAISPARCELA</w:t>
-      </w:r>
-      <w:r>
-        <w:rPr>
-          <w:color w:val="000000"/>
-          <w:sz w:val="20"/>
-          <w:szCs w:val="20"/>
-        </w:rPr>
-        <w:t>0</w:t>
-      </w:r>
-      <w:r>
-        <w:rPr>
-          <w:color w:val="000000"/>
-          <w:sz w:val="20"/>
-          <w:szCs w:val="20"/>
-        </w:rPr>
-        <w:t xml:space="preserve"> </w:t>
-      </w:r>
-      <w:r>
-        <w:rPr>
-          <w:color w:val="000000"/>
-          <w:sz w:val="20"/>
-          <w:szCs w:val="20"/>
-        </w:rPr>
-        <w:t>(</w:t>
-      </w:r>
-      <w:r>
-        <w:rPr>
-          <w:color w:val="000000"/>
-          <w:sz w:val="20"/>
-          <w:szCs w:val="20"/>
-        </w:rPr>
-        <w:t xml:space="preserve"> parexten </w:t>
-      </w:r>
-      <w:r>
-        <w:rPr>
-          <w:color w:val="000000"/>
-          <w:sz w:val="20"/>
-          <w:szCs w:val="20"/>
-        </w:rPr>
-        <w:t>)</w:t>
-      </w:r>
-      <w:r>
-        <w:rPr>
-          <w:color w:val="000000"/>
-          <w:sz w:val="20"/>
-          <w:szCs w:val="20"/>
-        </w:rPr>
-        <w:t xml:space="preserve"> </w:t>
-      </w:r>
-      <w:r>
-        <w:rPr>
-          <w:color w:val="000000"/>
-          <w:sz w:val="20"/>
-          <w:szCs w:val="20"/>
-        </w:rPr>
-        <w:t>,</w:t>
-      </w:r>
-      <w:r>
-        <w:rPr>
-          <w:color w:val="000000"/>
-          <w:sz w:val="20"/>
-          <w:szCs w:val="20"/>
-        </w:rPr>
-        <w:t xml:space="preserve"> vencíveis entre os dias 01 e 10</w:t>
-      </w:r>
-      <w:r>
-        <w:rPr>
-          <w:color w:val="000000"/>
-          <w:sz w:val="20"/>
-          <w:szCs w:val="20"/>
-        </w:rPr>
-        <w:t xml:space="preserve"> de cada mês, sendo devidas a partir do primeiro mês de vigência deste contrato.</w:t>
-      </w:r>
-    </w:p>
-    <w:p>
-      <w:pPr>
-        <w:jc w:val="both"/>
-        <w:rPr>
-          <w:sz w:val="20"/>
-          <w:szCs w:val="20"/>
-        </w:rPr>
-      </w:pPr>
-    </w:p>
-    <w:p>
-      <w:pPr>
-        <w:jc w:val="both"/>
-        <w:rPr>
-          <w:sz w:val="20"/>
-          <w:szCs w:val="20"/>
-        </w:rPr>
-      </w:pPr>
-      <w:r>
-        <w:rPr>
-          <w:sz w:val="20"/>
-          <w:szCs w:val="20"/>
-        </w:rPr>
-        <w:tab/>
-        <w:t>Anexo: 3.1 – O Contratante se declara ciente que esta receben</w:t>
-      </w:r>
-      <w:r>
-        <w:rPr>
-          <w:sz w:val="20"/>
-          <w:szCs w:val="20"/>
-        </w:rPr>
-        <w:t>do todos o boletos do 1° mês até</w:t>
-      </w:r>
-      <w:r>
-        <w:rPr>
-          <w:sz w:val="20"/>
-          <w:szCs w:val="20"/>
-        </w:rPr>
-        <w:t xml:space="preserve"> o ultimo mês de vigência deste contrato, juntamente com o respectivo contrato.</w:t>
-      </w:r>
-    </w:p>
-    <w:p>
-      <w:pPr>
-        <w:jc w:val="both"/>
-        <w:rPr>
-          <w:sz w:val="20"/>
-          <w:szCs w:val="20"/>
-        </w:rPr>
-      </w:pPr>
-    </w:p>
-    <w:p>
-      <w:pPr>
-        <w:jc w:val="both"/>
-        <w:rPr>
-          <w:sz w:val="20"/>
-          <w:szCs w:val="20"/>
-        </w:rPr>
-      </w:pPr>
-      <w:r>
-        <w:rPr>
-          <w:sz w:val="20"/>
-          <w:szCs w:val="20"/>
-        </w:rPr>
-        <w:t>CLAUSULA 4ª. – Fica estipulado que em caso de atraso de qualquer das parcelas mensais, será cobrado multa de 2% sobre o valor da parcela acresc</w:t>
-      </w:r>
-      <w:r>
-        <w:rPr>
-          <w:sz w:val="20"/>
-          <w:szCs w:val="20"/>
-        </w:rPr>
-        <w:t>ido de R$0,50 (CINQUENTA</w:t>
-      </w:r>
-      <w:r>
-        <w:rPr>
-          <w:sz w:val="20"/>
-          <w:szCs w:val="20"/>
-        </w:rPr>
-        <w:t xml:space="preserve"> CENTAVOS) ao dia</w:t>
-      </w:r>
-      <w:r>
-        <w:rPr>
-          <w:sz w:val="20"/>
-          <w:szCs w:val="20"/>
-        </w:rPr>
-        <w:t>.</w:t>
-      </w:r>
-    </w:p>
-    <w:p>
-      <w:pPr>
-        <w:jc w:val="both"/>
-        <w:rPr>
-          <w:sz w:val="20"/>
-          <w:szCs w:val="20"/>
-        </w:rPr>
-      </w:pPr>
-    </w:p>
-    <w:p>
-      <w:pPr>
-        <w:jc w:val="both"/>
-        <w:rPr>
-          <w:sz w:val="20"/>
-          <w:szCs w:val="20"/>
-        </w:rPr>
-      </w:pPr>
-      <w:r>
-        <w:rPr>
-          <w:sz w:val="20"/>
-          <w:szCs w:val="20"/>
-        </w:rPr>
-        <w:t>CLAUSULA 5ª. – As partes convencionam que o presente contrato poderá sofrer reajuste durante seu curso somente em caso de haver, durante o período, aumento no preço dos combustíveis. Neste caso, o aumento será calculado na proporção de 50% do aumento ocorrido no preço dos combustíveis e incidirá sobre o valor ainda não pago no contrato, distribuídos pelas parcelas ainda a serem quitadas.</w:t>
-      </w:r>
-    </w:p>
-    <w:p>
-      <w:pPr>
-        <w:jc w:val="both"/>
-        <w:rPr>
-          <w:sz w:val="20"/>
-          <w:szCs w:val="20"/>
-        </w:rPr>
-      </w:pPr>
-    </w:p>
-    <w:p>
-      <w:pPr>
-        <w:jc w:val="both"/>
-        <w:outlineLvl w:val="0"/>
-        <w:rPr>
-          <w:b/>
-          <w:sz w:val="20"/>
-          <w:szCs w:val="20"/>
-        </w:rPr>
-      </w:pPr>
-      <w:r>
-        <w:rPr>
-          <w:b/>
-          <w:sz w:val="20"/>
-          <w:szCs w:val="20"/>
-        </w:rPr>
-        <w:t xml:space="preserve">DAS OBRIGAÇÕES DO CONTRATANTE E DO CONTRATADO </w:t>
-      </w:r>
-    </w:p>
-    <w:p>
-      <w:pPr>
-        <w:jc w:val="both"/>
-        <w:rPr>
-          <w:b/>
-          <w:sz w:val="20"/>
-          <w:szCs w:val="20"/>
-        </w:rPr>
-      </w:pPr>
-    </w:p>
-    <w:p>
-      <w:pPr>
-        <w:jc w:val="both"/>
-        <w:rPr>
-          <w:sz w:val="20"/>
-          <w:szCs w:val="20"/>
-        </w:rPr>
-      </w:pPr>
-      <w:r>
-        <w:rPr>
-          <w:sz w:val="20"/>
-          <w:szCs w:val="20"/>
-        </w:rPr>
-        <w:t>#TIPOCONTRATO</w:t>
-      </w:r>
-      <w:r>
-        <w:rPr>
-          <w:sz w:val="20"/>
-          <w:szCs w:val="20"/>
-        </w:rPr>
-        <w:t xml:space="preserve"> </w:t>
-      </w:r>
-    </w:p>
-    <w:p>
-      <w:pPr>
-        <w:jc w:val="both"/>
-        <w:rPr>
-          <w:sz w:val="20"/>
-          <w:szCs w:val="20"/>
-          <w:u w:val="single"/>
-        </w:rPr>
-      </w:pPr>
-    </w:p>
-    <w:p>
-      <w:pPr>
-        <w:jc w:val="both"/>
-        <w:rPr>
-          <w:sz w:val="20"/>
-          <w:szCs w:val="20"/>
-        </w:rPr>
-      </w:pPr>
-      <w:r>
-        <w:rPr>
-          <w:sz w:val="20"/>
-          <w:szCs w:val="20"/>
-        </w:rPr>
         <w:t xml:space="preserve">CLAUSULA 7ª – O CONTRATANTE compromete-se a avisar o CONTRATADO com antecedência quando </w:t>
       </w:r>
       <w:r>
@@ -1283,30 +1263,12 @@
           <w:szCs w:val="20"/>
         </w:rPr>
       </w:pPr>
-    </w:p>
-    <w:p>
-      <w:pPr>
-        <w:jc w:val="both"/>
-        <w:rPr>
-          <w:sz w:val="20"/>
-          <w:szCs w:val="20"/>
-        </w:rPr>
-      </w:pPr>
-    </w:p>
-    <w:p>
-      <w:pPr>
-        <w:jc w:val="both"/>
-        <w:rPr>
-          <w:sz w:val="20"/>
-          <w:szCs w:val="20"/>
-        </w:rPr>
-      </w:pPr>
       <w:r>
         <w:rPr>
           <w:noProof/>
         </w:rPr>
         <w:drawing>
-          <wp:anchor distT="0" distB="0" distL="114300" distR="114300" simplePos="0" relativeHeight="251659776" behindDoc="1" locked="0" layoutInCell="1" allowOverlap="1">
+          <wp:anchor distT="0" distB="0" distL="114300" distR="114300" simplePos="0" relativeHeight="251659776" behindDoc="1" locked="0" layoutInCell="1" allowOverlap="1" wp14:anchorId="01E01409" wp14:editId="0C6D5BEA">
             <wp:simplePos x="0" y="0"/>
             <wp:positionH relativeFrom="column">
               <wp:posOffset>5511469</wp:posOffset>
@@ -1373,7 +1335,6 @@
           <w:sz w:val="20"/>
           <w:szCs w:val="20"/>
         </w:rPr>
-        <w:lastRenderedPageBreak/>
         <w:t xml:space="preserve">CLAUSULA 8ª – O CONTRATANTE </w:t>
       </w:r>
       <w:r>
@@ -1402,7 +1363,6 @@
     <w:p>
       <w:pPr>
         <w:jc w:val="both"/>
-        <w:outlineLvl w:val="0"/>
         <w:rPr>
           <w:sz w:val="20"/>
           <w:szCs w:val="20"/>
@@ -1480,35 +1440,17 @@
           <w:sz w:val="20"/>
           <w:szCs w:val="20"/>
         </w:rPr>
-        <w:t>CLAUSULA 10ª. – O CONTRATADO compromete-se a utilizar veículo dentro das especificações pertinentes ao tipo de transporte, de acordo com as normas de segurança e do Código Nacional de Transito.</w:t>
-      </w:r>
-    </w:p>
-    <w:p>
-      <w:pPr>
-        <w:jc w:val="both"/>
-        <w:outlineLvl w:val="0"/>
-        <w:rPr>
-          <w:sz w:val="20"/>
-          <w:szCs w:val="20"/>
-        </w:rPr>
-      </w:pPr>
-    </w:p>
-    <w:p>
-      <w:pPr>
-        <w:jc w:val="both"/>
-        <w:outlineLvl w:val="0"/>
-        <w:rPr>
-          <w:sz w:val="20"/>
-          <w:szCs w:val="20"/>
-        </w:rPr>
-      </w:pPr>
-      <w:r>
-        <w:rPr>
-          <w:sz w:val="20"/>
-          <w:szCs w:val="20"/>
-        </w:rPr>
-        <w:t>CLAUSULA 11ª. – Fica o Contratado responsável pela segurança do TRANSPORTADO durante o trajeto casa/escola/casa, reponsabilizando-se por deixar o TRANSPORTADO em local previamente estipulado neste contrato e não entrega-lo a qualquer pessoa que não seja o seu responsável, sem autorização dos pais</w:t>
-      </w:r>
+        <w:t xml:space="preserve">CLAUSULA 10ª. – O CONTRATADO compromete-se a utilizar veículo dentro das especificações pertinentes ao tipo de transporte, de acordo com as normas de segurança e do Código Nacional de </w:t>
+      </w:r>
+      <w:proofErr w:type="gramStart"/>
+      <w:r>
+        <w:rPr>
+          <w:sz w:val="20"/>
+          <w:szCs w:val="20"/>
+        </w:rPr>
+        <w:t>Transito</w:t>
+      </w:r>
+      <w:proofErr w:type="gramEnd"/>
       <w:r>
         <w:rPr>
           <w:sz w:val="20"/>
@@ -1541,6 +1483,40 @@
           <w:sz w:val="20"/>
           <w:szCs w:val="20"/>
         </w:rPr>
+        <w:t>CLAUSULA 11ª. – Fica o Contratado responsável pela segurança do TRANSPORTADO durante o trajeto casa/escola/casa, reponsabilizando-se por deixar o TRANSPORTADO em local previamente estipulado neste contrato</w:t>
+      </w:r>
+      <w:r>
+        <w:rPr>
+          <w:sz w:val="20"/>
+          <w:szCs w:val="20"/>
+        </w:rPr>
+        <w:t>.</w:t>
+      </w:r>
+    </w:p>
+    <w:p>
+      <w:pPr>
+        <w:jc w:val="both"/>
+        <w:outlineLvl w:val="0"/>
+        <w:rPr>
+          <w:sz w:val="20"/>
+          <w:szCs w:val="20"/>
+        </w:rPr>
+      </w:pPr>
+    </w:p>
+    <w:p>
+      <w:pPr>
+        <w:jc w:val="both"/>
+        <w:outlineLvl w:val="0"/>
+        <w:rPr>
+          <w:sz w:val="20"/>
+          <w:szCs w:val="20"/>
+        </w:rPr>
+      </w:pPr>
+      <w:r>
+        <w:rPr>
+          <w:sz w:val="20"/>
+          <w:szCs w:val="20"/>
+        </w:rPr>
         <w:t>CLAUSULA 12ª – Na hipótese de ocorrência de caso fortuito ou de força que impeça o CONTRATADO de conduzir o transportado da escola para casa e da casa para escola, tais como acidentes e avarias mecânicas, o fato será comunicado imediatamente ao CONTRATANTE, sendo descontado os valores referente ao dia em que o serviço não for prestado da próxima parcela do pagamento, salvo, se out</w:t>
       </w:r>
       <w:r>
@@ -1548,34 +1524,161 @@
           <w:sz w:val="20"/>
           <w:szCs w:val="20"/>
         </w:rPr>
-        <w:t>ro transporte for providenciado ou a rua onde se localiza a residência esteja impedida a movimentação do veiculo destinado ao transporte (EX. Acidentes de terceiros, obras, carga e descarga de caminhões).</w:t>
-      </w:r>
-    </w:p>
-    <w:p>
-      <w:pPr>
-        <w:jc w:val="both"/>
-        <w:outlineLvl w:val="0"/>
-        <w:rPr>
-          <w:sz w:val="20"/>
-          <w:szCs w:val="20"/>
-        </w:rPr>
-      </w:pPr>
-    </w:p>
-    <w:p>
-      <w:pPr>
-        <w:jc w:val="both"/>
-        <w:outlineLvl w:val="0"/>
-        <w:rPr>
-          <w:sz w:val="20"/>
-          <w:szCs w:val="20"/>
-        </w:rPr>
-      </w:pPr>
-      <w:r>
-        <w:rPr>
-          <w:sz w:val="20"/>
-          <w:szCs w:val="20"/>
-        </w:rPr>
-        <w:t>CLAUSULA 13ª – O CONTRATADO compromet</w:t>
+        <w:t xml:space="preserve">ro transporte for providenciado ou  se </w:t>
+      </w:r>
+      <w:r>
+        <w:rPr>
+          <w:sz w:val="20"/>
+          <w:szCs w:val="20"/>
+        </w:rPr>
+        <w:t>o local</w:t>
+      </w:r>
+      <w:r>
+        <w:rPr>
+          <w:sz w:val="20"/>
+          <w:szCs w:val="20"/>
+        </w:rPr>
+        <w:t xml:space="preserve"> </w:t>
+      </w:r>
+      <w:r>
+        <w:rPr>
+          <w:sz w:val="20"/>
+          <w:szCs w:val="20"/>
+        </w:rPr>
+        <w:t>de embarque ou desembarque</w:t>
+      </w:r>
+      <w:r>
+        <w:rPr>
+          <w:sz w:val="20"/>
+          <w:szCs w:val="20"/>
+        </w:rPr>
+        <w:t xml:space="preserve"> esteja impedida a movimentação do veiculo destinado ao transporte (EX. Acidentes de terceiros, obras,</w:t>
+      </w:r>
+      <w:r>
+        <w:rPr>
+          <w:sz w:val="20"/>
+          <w:szCs w:val="20"/>
+        </w:rPr>
+        <w:t xml:space="preserve"> carga e descarga de caminhões).</w:t>
+      </w:r>
+    </w:p>
+    <w:p>
+      <w:pPr>
+        <w:jc w:val="both"/>
+        <w:outlineLvl w:val="0"/>
+        <w:rPr>
+          <w:sz w:val="20"/>
+          <w:szCs w:val="20"/>
+        </w:rPr>
+      </w:pPr>
+    </w:p>
+    <w:p>
+      <w:pPr>
+        <w:jc w:val="both"/>
+        <w:outlineLvl w:val="0"/>
+        <w:rPr>
+          <w:sz w:val="20"/>
+          <w:szCs w:val="20"/>
+        </w:rPr>
+      </w:pPr>
+      <w:r>
+        <w:rPr>
+          <w:sz w:val="20"/>
+          <w:szCs w:val="20"/>
+        </w:rPr>
+        <w:t>CLAUSULA 13ª –</w:t>
+      </w:r>
+      <w:r>
+        <w:rPr>
+          <w:sz w:val="20"/>
+          <w:szCs w:val="20"/>
+        </w:rPr>
+        <w:t xml:space="preserve"> </w:t>
+      </w:r>
+      <w:r>
+        <w:rPr>
+          <w:sz w:val="20"/>
+          <w:szCs w:val="20"/>
+        </w:rPr>
+        <w:t xml:space="preserve">Na hipótese </w:t>
+      </w:r>
+      <w:proofErr w:type="gramStart"/>
+      <w:r>
+        <w:rPr>
+          <w:sz w:val="20"/>
+          <w:szCs w:val="20"/>
+        </w:rPr>
+        <w:t>do</w:t>
+      </w:r>
+      <w:proofErr w:type="gramEnd"/>
+      <w:r>
+        <w:rPr>
+          <w:sz w:val="20"/>
+          <w:szCs w:val="20"/>
+        </w:rPr>
+        <w:t xml:space="preserve"> TRANSPORTADO NÃO estar no horário e local estipulado, tanto em sua residência quanto na escola o CONTRATADO fica isento de </w:t>
+      </w:r>
+      <w:r>
+        <w:rPr>
+          <w:sz w:val="20"/>
+          <w:szCs w:val="20"/>
+        </w:rPr>
+        <w:t>responsabilidade, obrigando-se apenas a notificar o responsável quando o TRANSPORTADO tiver ido de transporte para a escola e não está disponível para voltar (ex: Não foi encontrado, está atrasado</w:t>
+      </w:r>
+      <w:r>
+        <w:rPr>
+          <w:sz w:val="20"/>
+          <w:szCs w:val="20"/>
+        </w:rPr>
+        <w:t>, esta em aula extra ou passeio da escola</w:t>
+      </w:r>
+      <w:r>
+        <w:rPr>
+          <w:sz w:val="20"/>
+          <w:szCs w:val="20"/>
+        </w:rPr>
+        <w:t>)</w:t>
+      </w:r>
+    </w:p>
+    <w:p>
+      <w:pPr>
+        <w:jc w:val="both"/>
+        <w:outlineLvl w:val="0"/>
+        <w:rPr>
+          <w:sz w:val="20"/>
+          <w:szCs w:val="20"/>
+        </w:rPr>
+      </w:pPr>
+    </w:p>
+    <w:p>
+      <w:pPr>
+        <w:jc w:val="both"/>
+        <w:outlineLvl w:val="0"/>
+        <w:rPr>
+          <w:sz w:val="20"/>
+          <w:szCs w:val="20"/>
+        </w:rPr>
+      </w:pPr>
+      <w:r>
+        <w:rPr>
+          <w:sz w:val="20"/>
+          <w:szCs w:val="20"/>
+        </w:rPr>
+        <w:t>CLAUSULA 1</w:t>
+      </w:r>
+      <w:r>
+        <w:rPr>
+          <w:sz w:val="20"/>
+          <w:szCs w:val="20"/>
+        </w:rPr>
+        <w:t>4</w:t>
+      </w:r>
+      <w:r>
+        <w:rPr>
+          <w:sz w:val="20"/>
+          <w:szCs w:val="20"/>
+        </w:rPr>
+        <w:t>ª – O CONTRATADO compromet</w:t>
       </w:r>
       <w:r>
         <w:rPr>
@@ -1653,7 +1756,14 @@
           <w:sz w:val="20"/>
           <w:szCs w:val="20"/>
         </w:rPr>
-        <w:t>CLAUSULA 14ª – O presente contrato poderá ser rescindido</w:t>
+        <w:t>CLAUSULA 15</w:t>
+      </w:r>
+      <w:r>
+        <w:rPr>
+          <w:sz w:val="20"/>
+          <w:szCs w:val="20"/>
+        </w:rPr>
+        <w:t>ª – O presente contrato poderá ser rescindido</w:t>
       </w:r>
       <w:r>
         <w:rPr>
@@ -1695,7 +1805,14 @@
           <w:sz w:val="20"/>
           <w:szCs w:val="20"/>
         </w:rPr>
-        <w:t xml:space="preserve">                  14.1 – Pelo CONTRATADO, em caso de inadimplência do CONTRATANTE</w:t>
+        <w:t xml:space="preserve">                  15</w:t>
+      </w:r>
+      <w:r>
+        <w:rPr>
+          <w:sz w:val="20"/>
+          <w:szCs w:val="20"/>
+        </w:rPr>
+        <w:t>.1 – Pelo CONTRATADO, em caso de inadimplência do CONTRATANTE</w:t>
       </w:r>
       <w:r>
         <w:rPr>
@@ -1723,7 +1840,14 @@
           <w:sz w:val="20"/>
           <w:szCs w:val="20"/>
         </w:rPr>
-        <w:t xml:space="preserve"> 10 dias corridos, nesse caso o CONTRATANTE </w:t>
+        <w:t xml:space="preserve"> 10</w:t>
+      </w:r>
+      <w:r>
+        <w:rPr>
+          <w:sz w:val="20"/>
+          <w:szCs w:val="20"/>
+        </w:rPr>
+        <w:t xml:space="preserve"> dias corridos, nesse caso o CONTRATANTE </w:t>
       </w:r>
       <w:r>
         <w:rPr>
@@ -1791,6 +1915,7 @@
         </w:rPr>
         <w:t xml:space="preserve"> </w:t>
       </w:r>
+      <w:proofErr w:type="gramStart"/>
       <w:r>
         <w:rPr>
           <w:color w:val="000000"/>
@@ -1805,7 +1930,16 @@
           <w:sz w:val="20"/>
           <w:szCs w:val="20"/>
         </w:rPr>
-        <w:t xml:space="preserve"> parexten </w:t>
+        <w:t xml:space="preserve"> parexten</w:t>
+      </w:r>
+      <w:proofErr w:type="gramEnd"/>
+      <w:r>
+        <w:rPr>
+          <w:color w:val="000000"/>
+          <w:sz w:val="20"/>
+          <w:szCs w:val="20"/>
+        </w:rPr>
+        <w:t xml:space="preserve"> </w:t>
       </w:r>
       <w:r>
         <w:rPr>
@@ -1856,7 +1990,14 @@
           <w:sz w:val="20"/>
           <w:szCs w:val="20"/>
         </w:rPr>
-        <w:t xml:space="preserve">    14.2 – Pelo CONTRATANTE em caso de conduta comprovadamente inadequada por parte do CONTRATADO, tais como: direção temerária, uso de palavras ou gestos obscenos, agressividade e/ou atitudes similares.</w:t>
+        <w:t xml:space="preserve">    15</w:t>
+      </w:r>
+      <w:r>
+        <w:rPr>
+          <w:sz w:val="20"/>
+          <w:szCs w:val="20"/>
+        </w:rPr>
+        <w:t>.2 – Pelo CONTRATANTE em caso de conduta comprovadamente inadequada por parte do CONTRATADO, tais como: direção temerária, uso de palavras ou gestos obscenos, agressividade e/ou atitudes similares.</w:t>
       </w:r>
     </w:p>
     <w:p>
@@ -1891,7 +2032,14 @@
           <w:sz w:val="20"/>
           <w:szCs w:val="20"/>
         </w:rPr>
-        <w:t>14.3</w:t>
+        <w:t>15</w:t>
+      </w:r>
+      <w:r>
+        <w:rPr>
+          <w:sz w:val="20"/>
+          <w:szCs w:val="20"/>
+        </w:rPr>
+        <w:t>.3</w:t>
       </w:r>
       <w:r>
         <w:rPr>
@@ -1912,7 +2060,23 @@
           <w:sz w:val="20"/>
           <w:szCs w:val="20"/>
         </w:rPr>
-        <w:t xml:space="preserve"> desde que a parte interessada em rescindi-lo o faça com antecedência de no mínimo de 30 dias e aviso por escrito. Nestes casos fica estipulado que o transporte do mês do aviso deverá ser realizado, bem como </w:t>
+        <w:t xml:space="preserve"> desde que a parte interessada em rescindi-lo o faça com antecedência de no mínimo de 30 </w:t>
+      </w:r>
+      <w:proofErr w:type="gramStart"/>
+      <w:r>
+        <w:rPr>
+          <w:sz w:val="20"/>
+          <w:szCs w:val="20"/>
+        </w:rPr>
+        <w:t>dias .</w:t>
+      </w:r>
+      <w:proofErr w:type="gramEnd"/>
+      <w:r>
+        <w:rPr>
+          <w:sz w:val="20"/>
+          <w:szCs w:val="20"/>
+        </w:rPr>
+        <w:t xml:space="preserve"> Nestes casos fica estipulado que o transporte do mês do aviso deverá ser realizado, bem como </w:t>
       </w:r>
       <w:r>
         <w:rPr>
@@ -2042,7 +2206,17 @@
           <w:sz w:val="18"/>
           <w:szCs w:val="18"/>
         </w:rPr>
-        <w:t xml:space="preserve">                     14.4</w:t>
+        <w:t xml:space="preserve">                     15</w:t>
+      </w:r>
+      <w:r>
+        <w:rPr>
+          <w:rFonts w:ascii="Tahoma" w:eastAsia="Tahoma" w:hAnsi="Tahoma" w:cs="Tahoma"/>
+          <w:b/>
+          <w:color w:val="0D0D0D"/>
+          <w:sz w:val="18"/>
+          <w:szCs w:val="18"/>
+        </w:rPr>
+        <w:t>.4</w:t>
       </w:r>
       <w:r>
         <w:rPr>
@@ -2108,7 +2282,14 @@
           <w:sz w:val="20"/>
           <w:szCs w:val="20"/>
         </w:rPr>
-        <w:t xml:space="preserve">CLAUSULA 15ª – Em caso de rescisão do presente contrato sem qualquer aviso, salvo nas hipóteses da clausula anterior, ou de força maior e caso fortuito, fica o responsável pela rescisão obrigado a pagar multa equivalente ao valor de </w:t>
+        <w:t>CLAUSULA 16</w:t>
+      </w:r>
+      <w:r>
+        <w:rPr>
+          <w:sz w:val="20"/>
+          <w:szCs w:val="20"/>
+        </w:rPr>
+        <w:t xml:space="preserve">ª – Em caso de rescisão do presente contrato sem qualquer aviso, salvo nas hipóteses da clausula anterior, ou de força maior e caso fortuito, fica o responsável pela rescisão obrigado a pagar multa equivalente ao valor de </w:t>
       </w:r>
       <w:r>
         <w:rPr>
@@ -2148,53 +2329,12 @@
           <w:szCs w:val="20"/>
         </w:rPr>
       </w:pPr>
-    </w:p>
-    <w:p>
-      <w:pPr>
-        <w:jc w:val="both"/>
-        <w:outlineLvl w:val="0"/>
-        <w:rPr>
-          <w:sz w:val="20"/>
-          <w:szCs w:val="20"/>
-        </w:rPr>
-      </w:pPr>
-    </w:p>
-    <w:p>
-      <w:pPr>
-        <w:jc w:val="both"/>
-        <w:outlineLvl w:val="0"/>
-        <w:rPr>
-          <w:sz w:val="20"/>
-          <w:szCs w:val="20"/>
-          <w:u w:val="single"/>
-        </w:rPr>
-      </w:pPr>
-    </w:p>
-    <w:p>
-      <w:pPr>
-        <w:jc w:val="both"/>
-        <w:outlineLvl w:val="0"/>
-        <w:rPr>
-          <w:sz w:val="20"/>
-          <w:szCs w:val="20"/>
-        </w:rPr>
-      </w:pPr>
-    </w:p>
-    <w:p>
-      <w:pPr>
-        <w:jc w:val="both"/>
-        <w:outlineLvl w:val="0"/>
-        <w:rPr>
-          <w:sz w:val="20"/>
-          <w:szCs w:val="20"/>
-        </w:rPr>
-      </w:pPr>
       <w:r>
         <w:rPr>
           <w:noProof/>
         </w:rPr>
         <w:drawing>
-          <wp:anchor distT="0" distB="0" distL="114300" distR="114300" simplePos="0" relativeHeight="251658752" behindDoc="1" locked="0" layoutInCell="1" allowOverlap="1">
+          <wp:anchor distT="0" distB="0" distL="114300" distR="114300" simplePos="0" relativeHeight="251658752" behindDoc="1" locked="0" layoutInCell="1" allowOverlap="1" wp14:anchorId="5A6BCDCA" wp14:editId="74C2AE8A">
             <wp:simplePos x="0" y="0"/>
             <wp:positionH relativeFrom="column">
               <wp:posOffset>5503517</wp:posOffset>
@@ -2253,56 +2393,92 @@
         <w:jc w:val="both"/>
         <w:outlineLvl w:val="0"/>
         <w:rPr>
-          <w:sz w:val="20"/>
-          <w:szCs w:val="20"/>
-        </w:rPr>
-      </w:pPr>
-    </w:p>
-    <w:p>
-      <w:pPr>
-        <w:jc w:val="both"/>
-        <w:outlineLvl w:val="0"/>
-        <w:rPr>
-          <w:b/>
-          <w:sz w:val="20"/>
-          <w:szCs w:val="20"/>
-        </w:rPr>
-      </w:pPr>
-      <w:r>
-        <w:rPr>
-          <w:b/>
+          <w:b/>
+          <w:sz w:val="20"/>
+          <w:szCs w:val="20"/>
+        </w:rPr>
+      </w:pPr>
+      <w:r>
+        <w:rPr>
+          <w:b/>
+          <w:sz w:val="20"/>
+          <w:szCs w:val="20"/>
+        </w:rPr>
+        <w:t>DAS DISPOSIÇÕES ESPECIAIS</w:t>
+      </w:r>
+    </w:p>
+    <w:p>
+      <w:pPr>
+        <w:jc w:val="both"/>
+        <w:outlineLvl w:val="0"/>
+        <w:rPr>
+          <w:sz w:val="20"/>
+          <w:szCs w:val="20"/>
+        </w:rPr>
+      </w:pPr>
+    </w:p>
+    <w:p>
+      <w:pPr>
+        <w:jc w:val="both"/>
+        <w:outlineLvl w:val="0"/>
+        <w:rPr>
+          <w:sz w:val="20"/>
+          <w:szCs w:val="20"/>
+        </w:rPr>
+      </w:pPr>
+      <w:r>
+        <w:rPr>
+          <w:sz w:val="20"/>
+          <w:szCs w:val="20"/>
+        </w:rPr>
+        <w:t>CLAUSULA 17</w:t>
+      </w:r>
+      <w:r>
+        <w:rPr>
+          <w:sz w:val="20"/>
+          <w:szCs w:val="20"/>
+        </w:rPr>
+        <w:t xml:space="preserve">ª – Fica convencionado que em caso de paralisação das atividades escolares em função de greves ou outros eventos excepcionais, o </w:t>
+      </w:r>
+      <w:proofErr w:type="gramStart"/>
+      <w:r>
+        <w:rPr>
+          <w:sz w:val="20"/>
+          <w:szCs w:val="20"/>
+        </w:rPr>
+        <w:t>CONTRATANTE  fica</w:t>
+      </w:r>
+      <w:proofErr w:type="gramEnd"/>
+      <w:r>
+        <w:rPr>
+          <w:sz w:val="20"/>
+          <w:szCs w:val="20"/>
+        </w:rPr>
+        <w:t xml:space="preserve"> obrigado a pagar normalmente as parcelas devidas em </w:t>
+      </w:r>
+      <w:r>
+        <w:rPr>
           <w:sz w:val="20"/>
           <w:szCs w:val="20"/>
         </w:rPr>
         <w:lastRenderedPageBreak/>
-        <w:t>DAS DISPOSIÇÕES ESPECIAIS</w:t>
-      </w:r>
-    </w:p>
-    <w:p>
-      <w:pPr>
-        <w:jc w:val="both"/>
-        <w:outlineLvl w:val="0"/>
-        <w:rPr>
-          <w:sz w:val="20"/>
-          <w:szCs w:val="20"/>
-        </w:rPr>
-      </w:pPr>
-    </w:p>
-    <w:p>
-      <w:pPr>
-        <w:jc w:val="both"/>
-        <w:outlineLvl w:val="0"/>
-        <w:rPr>
-          <w:sz w:val="20"/>
-          <w:szCs w:val="20"/>
-        </w:rPr>
-      </w:pPr>
-      <w:r>
-        <w:rPr>
-          <w:sz w:val="20"/>
-          <w:szCs w:val="20"/>
-        </w:rPr>
-        <w:t>CLAUSULA 16ª – Fica convencionado que em caso de paralisação das atividades escolares em função de greves ou outros eventos excepcionais, o CONTRATANTE  fica obrigado a pagar normalmente as parcelas devidas em função do presente contrato. De sua parte o CONTRATADO obriga-se a prestar o serviço para o CONTRATANTE nos períodos de  reposição (Segunda a Sexta-Feira).</w:t>
+        <w:t xml:space="preserve">função do presente contrato. De sua parte o CONTRATADO obriga-se a prestar o serviço para o CONTRATANTE nos períodos </w:t>
+      </w:r>
+      <w:proofErr w:type="gramStart"/>
+      <w:r>
+        <w:rPr>
+          <w:sz w:val="20"/>
+          <w:szCs w:val="20"/>
+        </w:rPr>
+        <w:t>de  reposição</w:t>
+      </w:r>
+      <w:proofErr w:type="gramEnd"/>
+      <w:r>
+        <w:rPr>
+          <w:sz w:val="20"/>
+          <w:szCs w:val="20"/>
+        </w:rPr>
+        <w:t xml:space="preserve"> (Segunda a Sexta-Feira).</w:t>
       </w:r>
     </w:p>
     <w:p>
@@ -2329,25 +2505,130 @@
           <w:sz w:val="20"/>
           <w:szCs w:val="20"/>
         </w:rPr>
-        <w:t>CLAUSULA 17ª –</w:t>
+        <w:t>CLAUSULA 18</w:t>
+      </w:r>
+      <w:r>
+        <w:rPr>
+          <w:sz w:val="20"/>
+          <w:szCs w:val="20"/>
+        </w:rPr>
+        <w:t>ª –</w:t>
       </w:r>
       <w:r>
         <w:rPr>
           <w:sz w:val="22"/>
           <w:szCs w:val="20"/>
         </w:rPr>
-        <w:t xml:space="preserve"> Fica ciente o CONTRATANTE que o CONTRATADO não trabalha em forma de plantão. </w:t>
-      </w:r>
-    </w:p>
-    <w:p>
-      <w:pPr>
-        <w:jc w:val="both"/>
-        <w:outlineLvl w:val="0"/>
-        <w:rPr>
-          <w:sz w:val="20"/>
-          <w:szCs w:val="20"/>
-        </w:rPr>
-      </w:pPr>
+        <w:t xml:space="preserve"> Fica ciente o CONTRATANTE que o CONTRATADO nã</w:t>
+      </w:r>
+      <w:r>
+        <w:rPr>
+          <w:sz w:val="22"/>
+          <w:szCs w:val="20"/>
+        </w:rPr>
+        <w:t>o trabalha em forma de plantão.</w:t>
+      </w:r>
+      <w:r>
+        <w:rPr>
+          <w:sz w:val="22"/>
+          <w:szCs w:val="20"/>
+        </w:rPr>
+        <w:t xml:space="preserve"> </w:t>
+      </w:r>
+    </w:p>
+    <w:p>
+      <w:pPr>
+        <w:jc w:val="both"/>
+        <w:outlineLvl w:val="0"/>
+        <w:rPr>
+          <w:sz w:val="22"/>
+          <w:szCs w:val="20"/>
+        </w:rPr>
+      </w:pPr>
+      <w:r>
+        <w:rPr>
+          <w:rFonts w:ascii="Segoe UI" w:hAnsi="Segoe UI" w:cs="Segoe UI"/>
+          <w:color w:val="111827"/>
+          <w:sz w:val="21"/>
+          <w:szCs w:val="21"/>
+          <w:shd w:val="clear" w:color="auto" w:fill="F9FAFB"/>
+        </w:rPr>
+        <w:t xml:space="preserve"> </w:t>
+      </w:r>
+    </w:p>
+    <w:p>
+      <w:pPr>
+        <w:jc w:val="both"/>
+        <w:outlineLvl w:val="0"/>
+        <w:rPr>
+          <w:sz w:val="22"/>
+          <w:szCs w:val="20"/>
+        </w:rPr>
+      </w:pPr>
+      <w:r>
+        <w:rPr>
+          <w:sz w:val="20"/>
+          <w:szCs w:val="20"/>
+        </w:rPr>
+        <w:t>CLAUSULA 19ª –</w:t>
+      </w:r>
+      <w:r>
+        <w:rPr>
+          <w:sz w:val="22"/>
+          <w:szCs w:val="20"/>
+        </w:rPr>
+        <w:t xml:space="preserve"> Fica estipulado que o transporte escolar interrompe os serviços durante o período de recesso de julho, compreendido sendo as duas últimas semanas do mês de </w:t>
+      </w:r>
+      <w:proofErr w:type="gramStart"/>
+      <w:r>
+        <w:rPr>
+          <w:sz w:val="22"/>
+          <w:szCs w:val="20"/>
+        </w:rPr>
+        <w:t>julho;Sendo</w:t>
+      </w:r>
+      <w:proofErr w:type="gramEnd"/>
+      <w:r>
+        <w:rPr>
+          <w:sz w:val="22"/>
+          <w:szCs w:val="20"/>
+        </w:rPr>
+        <w:t xml:space="preserve"> necessária a pausa para manutenções e revisões preventivas.</w:t>
+      </w:r>
+    </w:p>
+    <w:p>
+      <w:pPr>
+        <w:jc w:val="both"/>
+        <w:outlineLvl w:val="0"/>
+        <w:rPr>
+          <w:sz w:val="20"/>
+          <w:szCs w:val="20"/>
+        </w:rPr>
+      </w:pPr>
+    </w:p>
+    <w:p>
+      <w:pPr>
+        <w:jc w:val="both"/>
+        <w:outlineLvl w:val="0"/>
+        <w:rPr>
+          <w:sz w:val="20"/>
+          <w:szCs w:val="20"/>
+        </w:rPr>
+      </w:pPr>
+      <w:r>
+        <w:rPr>
+          <w:sz w:val="20"/>
+          <w:szCs w:val="20"/>
+        </w:rPr>
+        <w:t>CLAUSULA 20ª –</w:t>
+      </w:r>
+      <w:r>
+        <w:rPr>
+          <w:sz w:val="22"/>
+          <w:szCs w:val="20"/>
+        </w:rPr>
+        <w:t xml:space="preserve"> Fica estipulado que quando houver emendas de feriado em que mais de 70% das escolas aderirem o transporte também irá aderir.</w:t>
+      </w:r>
     </w:p>
     <w:p>
       <w:pPr>
@@ -2400,7 +2681,28 @@
           <w:sz w:val="20"/>
           <w:szCs w:val="20"/>
         </w:rPr>
-        <w:t>CLAUSULA 18ª – As partes elegem o foro da cidade de Palhoça, excluindo-se qualquer outro, por mais privilegiados que seja para dirimir as questões advindas de presente contrato.</w:t>
+        <w:t xml:space="preserve">CLAUSULA </w:t>
+      </w:r>
+      <w:r>
+        <w:rPr>
+          <w:sz w:val="20"/>
+          <w:szCs w:val="20"/>
+        </w:rPr>
+        <w:t>2</w:t>
+      </w:r>
+      <w:r>
+        <w:rPr>
+          <w:sz w:val="20"/>
+          <w:szCs w:val="20"/>
+        </w:rPr>
+        <w:t>1</w:t>
+      </w:r>
+      <w:r>
+        <w:rPr>
+          <w:sz w:val="20"/>
+          <w:szCs w:val="20"/>
+        </w:rPr>
+        <w:t>ª – As partes elegem o foro da cidade de Palhoça, excluindo-se qualquer outro, por mais privilegiados que seja para dirimir as questões advindas de presente contrato.</w:t>
       </w:r>
     </w:p>
     <w:p>
@@ -2456,46 +2758,12 @@
           <w:szCs w:val="20"/>
         </w:rPr>
       </w:pPr>
-    </w:p>
-    <w:p>
-      <w:pPr>
-        <w:jc w:val="both"/>
-        <w:outlineLvl w:val="0"/>
-        <w:rPr>
-          <w:sz w:val="20"/>
-          <w:szCs w:val="20"/>
-        </w:rPr>
-      </w:pPr>
-    </w:p>
-    <w:p>
-      <w:pPr>
-        <w:jc w:val="both"/>
-        <w:outlineLvl w:val="0"/>
-        <w:rPr>
-          <w:sz w:val="20"/>
-          <w:szCs w:val="20"/>
-        </w:rPr>
-      </w:pPr>
-      <w:r>
-        <w:rPr>
-          <w:sz w:val="20"/>
-          <w:szCs w:val="20"/>
-        </w:rPr>
-        <w:t>#DATA</w:t>
-      </w:r>
-      <w:r>
-        <w:rPr>
-          <w:sz w:val="20"/>
-          <w:szCs w:val="20"/>
-        </w:rPr>
-        <w:t>EXTENSO</w:t>
-      </w:r>
-      <w:r>
-        <w:rPr>
-          <w:sz w:val="20"/>
-          <w:szCs w:val="20"/>
-        </w:rPr>
-        <w:t>.</w:t>
+      <w:r>
+        <w:rPr>
+          <w:sz w:val="20"/>
+          <w:szCs w:val="20"/>
+        </w:rPr>
+        <w:t>#DATAEXTENSO.</w:t>
       </w:r>
     </w:p>
     <w:p>
@@ -2630,7 +2898,7 @@
           <w:noProof/>
         </w:rPr>
         <w:drawing>
-          <wp:anchor distT="0" distB="0" distL="114300" distR="114300" simplePos="0" relativeHeight="251657728" behindDoc="1" locked="0" layoutInCell="1" allowOverlap="1">
+          <wp:anchor distT="0" distB="0" distL="114300" distR="114300" simplePos="0" relativeHeight="251657728" behindDoc="1" locked="0" layoutInCell="1" allowOverlap="1" wp14:anchorId="6BAED1D3" wp14:editId="2CB488DC">
             <wp:simplePos x="0" y="0"/>
             <wp:positionH relativeFrom="column">
               <wp:posOffset>0</wp:posOffset>
@@ -2806,7 +3074,7 @@
           <w:noProof/>
         </w:rPr>
         <w:drawing>
-          <wp:anchor distT="0" distB="0" distL="114300" distR="114300" simplePos="0" relativeHeight="251656704" behindDoc="1" locked="0" layoutInCell="1" allowOverlap="1">
+          <wp:anchor distT="0" distB="0" distL="114300" distR="114300" simplePos="0" relativeHeight="251656704" behindDoc="1" locked="0" layoutInCell="1" allowOverlap="1" wp14:anchorId="24F3277B" wp14:editId="1F3E5F12">
             <wp:simplePos x="0" y="0"/>
             <wp:positionH relativeFrom="column">
               <wp:posOffset>0</wp:posOffset>
@@ -2979,7 +3247,7 @@
           <w:noProof/>
         </w:rPr>
         <w:drawing>
-          <wp:anchor distT="0" distB="0" distL="114300" distR="114300" simplePos="0" relativeHeight="251655680" behindDoc="1" locked="0" layoutInCell="1" allowOverlap="1">
+          <wp:anchor distT="0" distB="0" distL="114300" distR="114300" simplePos="0" relativeHeight="251655680" behindDoc="1" locked="0" layoutInCell="1" allowOverlap="1" wp14:anchorId="36D1F0A9" wp14:editId="2F0A42EF">
             <wp:simplePos x="0" y="0"/>
             <wp:positionH relativeFrom="column">
               <wp:posOffset>0</wp:posOffset>
@@ -3140,15 +3408,15 @@
 </file>
 
 <file path=word/endnotes.xml><?xml version="1.0" encoding="utf-8"?>
-<w:endnotes xmlns:ve="http://schemas.openxmlformats.org/markup-compatibility/2006" xmlns:o="urn:schemas-microsoft-com:office:office" xmlns:r="http://schemas.openxmlformats.org/officeDocument/2006/relationships" xmlns:m="http://schemas.openxmlformats.org/officeDocument/2006/math" xmlns:v="urn:schemas-microsoft-com:vml" xmlns:wp="http://schemas.openxmlformats.org/drawingml/2006/wordprocessingDrawing" xmlns:w10="urn:schemas-microsoft-com:office:word" xmlns:w="http://schemas.openxmlformats.org/wordprocessingml/2006/main" xmlns:wne="http://schemas.microsoft.com/office/word/2006/wordml">
-  <w:endnote w:type="separator" w:id="0">
+<w:endnotes xmlns:wpc="http://schemas.microsoft.com/office/word/2010/wordprocessingCanvas" xmlns:cx="http://schemas.microsoft.com/office/drawing/2014/chartex" xmlns:cx1="http://schemas.microsoft.com/office/drawing/2015/9/8/chartex" xmlns:cx2="http://schemas.microsoft.com/office/drawing/2015/10/21/chartex" xmlns:cx3="http://schemas.microsoft.com/office/drawing/2016/5/9/chartex" xmlns:cx4="http://schemas.microsoft.com/office/drawing/2016/5/10/chartex" xmlns:cx5="http://schemas.microsoft.com/office/drawing/2016/5/11/chartex" xmlns:cx6="http://schemas.microsoft.com/office/drawing/2016/5/12/chartex" xmlns:cx7="http://schemas.microsoft.com/office/drawing/2016/5/13/chartex" xmlns:cx8="http://schemas.microsoft.com/office/drawing/2016/5/14/chartex" xmlns:mc="http://schemas.openxmlformats.org/markup-compatibility/2006" xmlns:aink="http://schemas.microsoft.com/office/drawing/2016/ink" xmlns:am3d="http://schemas.microsoft.com/office/drawing/2017/model3d" xmlns:o="urn:schemas-microsoft-com:office:office" xmlns:oel="http://schemas.microsoft.com/office/2019/extlst" xmlns:r="http://schemas.openxmlformats.org/officeDocument/2006/relationships" xmlns:m="http://schemas.openxmlformats.org/officeDocument/2006/math" xmlns:v="urn:schemas-microsoft-com:vml" xmlns:wp14="http://schemas.microsoft.com/office/word/2010/wordprocessingDrawing" xmlns:wp="http://schemas.openxmlformats.org/drawingml/2006/wordprocessingDrawing" xmlns:w10="urn:schemas-microsoft-com:office:word" xmlns:w="http://schemas.openxmlformats.org/wordprocessingml/2006/main" xmlns:w14="http://schemas.microsoft.com/office/word/2010/wordml" xmlns:w15="http://schemas.microsoft.com/office/word/2012/wordml" xmlns:w16cex="http://schemas.microsoft.com/office/word/2018/wordml/cex" xmlns:w16cid="http://schemas.microsoft.com/office/word/2016/wordml/cid" xmlns:w16="http://schemas.microsoft.com/office/word/2018/wordml" xmlns:w16sdtdh="http://schemas.microsoft.com/office/word/2020/wordml/sdtdatahash" xmlns:w16se="http://schemas.microsoft.com/office/word/2015/wordml/symex" xmlns:wpg="http://schemas.microsoft.com/office/word/2010/wordprocessingGroup" xmlns:wpi="http://schemas.microsoft.com/office/word/2010/wordprocessingInk" xmlns:wne="http://schemas.microsoft.com/office/word/2006/wordml" xmlns:wps="http://schemas.microsoft.com/office/word/2010/wordprocessingShape" mc:Ignorable="w14 w15 w16se w16cid w16 w16cex w16sdtdh wp14">
+  <w:endnote w:type="separator" w:id="-1">
     <w:p>
       <w:r>
         <w:separator/>
       </w:r>
     </w:p>
   </w:endnote>
-  <w:endnote w:type="continuationSeparator" w:id="1">
+  <w:endnote w:type="continuationSeparator" w:id="0">
     <w:p>
       <w:r>
         <w:continuationSeparator/>
@@ -3159,7 +3427,7 @@
 </file>
 
 <file path=word/footer1.xml><?xml version="1.0" encoding="utf-8"?>
-<w:ftr xmlns:ve="http://schemas.openxmlformats.org/markup-compatibility/2006" xmlns:o="urn:schemas-microsoft-com:office:office" xmlns:r="http://schemas.openxmlformats.org/officeDocument/2006/relationships" xmlns:m="http://schemas.openxmlformats.org/officeDocument/2006/math" xmlns:v="urn:schemas-microsoft-com:vml" xmlns:wp="http://schemas.openxmlformats.org/drawingml/2006/wordprocessingDrawing" xmlns:w10="urn:schemas-microsoft-com:office:word" xmlns:w="http://schemas.openxmlformats.org/wordprocessingml/2006/main" xmlns:wne="http://schemas.microsoft.com/office/word/2006/wordml">
+<w:ftr xmlns:wpc="http://schemas.microsoft.com/office/word/2010/wordprocessingCanvas" xmlns:cx="http://schemas.microsoft.com/office/drawing/2014/chartex" xmlns:cx1="http://schemas.microsoft.com/office/drawing/2015/9/8/chartex" xmlns:cx2="http://schemas.microsoft.com/office/drawing/2015/10/21/chartex" xmlns:cx3="http://schemas.microsoft.com/office/drawing/2016/5/9/chartex" xmlns:cx4="http://schemas.microsoft.com/office/drawing/2016/5/10/chartex" xmlns:cx5="http://schemas.microsoft.com/office/drawing/2016/5/11/chartex" xmlns:cx6="http://schemas.microsoft.com/office/drawing/2016/5/12/chartex" xmlns:cx7="http://schemas.microsoft.com/office/drawing/2016/5/13/chartex" xmlns:cx8="http://schemas.microsoft.com/office/drawing/2016/5/14/chartex" xmlns:mc="http://schemas.openxmlformats.org/markup-compatibility/2006" xmlns:aink="http://schemas.microsoft.com/office/drawing/2016/ink" xmlns:am3d="http://schemas.microsoft.com/office/drawing/2017/model3d" xmlns:o="urn:schemas-microsoft-com:office:office" xmlns:oel="http://schemas.microsoft.com/office/2019/extlst" xmlns:r="http://schemas.openxmlformats.org/officeDocument/2006/relationships" xmlns:m="http://schemas.openxmlformats.org/officeDocument/2006/math" xmlns:v="urn:schemas-microsoft-com:vml" xmlns:wp14="http://schemas.microsoft.com/office/word/2010/wordprocessingDrawing" xmlns:wp="http://schemas.openxmlformats.org/drawingml/2006/wordprocessingDrawing" xmlns:w10="urn:schemas-microsoft-com:office:word" xmlns:w="http://schemas.openxmlformats.org/wordprocessingml/2006/main" xmlns:w14="http://schemas.microsoft.com/office/word/2010/wordml" xmlns:w15="http://schemas.microsoft.com/office/word/2012/wordml" xmlns:w16cex="http://schemas.microsoft.com/office/word/2018/wordml/cex" xmlns:w16cid="http://schemas.microsoft.com/office/word/2016/wordml/cid" xmlns:w16="http://schemas.microsoft.com/office/word/2018/wordml" xmlns:w16sdtdh="http://schemas.microsoft.com/office/word/2020/wordml/sdtdatahash" xmlns:w16se="http://schemas.microsoft.com/office/word/2015/wordml/symex" xmlns:wpg="http://schemas.microsoft.com/office/word/2010/wordprocessingGroup" xmlns:wpi="http://schemas.microsoft.com/office/word/2010/wordprocessingInk" xmlns:wne="http://schemas.microsoft.com/office/word/2006/wordml" xmlns:wps="http://schemas.microsoft.com/office/word/2010/wordprocessingShape" mc:Ignorable="w14 w15 w16se w16cid w16 w16cex w16sdtdh wp14">
   <w:p>
     <w:r>
       <w:t>_________________________________________________</w:t>
@@ -3207,15 +3475,15 @@
 </file>
 
 <file path=word/footnotes.xml><?xml version="1.0" encoding="utf-8"?>
-<w:footnotes xmlns:ve="http://schemas.openxmlformats.org/markup-compatibility/2006" xmlns:o="urn:schemas-microsoft-com:office:office" xmlns:r="http://schemas.openxmlformats.org/officeDocument/2006/relationships" xmlns:m="http://schemas.openxmlformats.org/officeDocument/2006/math" xmlns:v="urn:schemas-microsoft-com:vml" xmlns:wp="http://schemas.openxmlformats.org/drawingml/2006/wordprocessingDrawing" xmlns:w10="urn:schemas-microsoft-com:office:word" xmlns:w="http://schemas.openxmlformats.org/wordprocessingml/2006/main" xmlns:wne="http://schemas.microsoft.com/office/word/2006/wordml">
-  <w:footnote w:type="separator" w:id="0">
+<w:footnotes xmlns:wpc="http://schemas.microsoft.com/office/word/2010/wordprocessingCanvas" xmlns:cx="http://schemas.microsoft.com/office/drawing/2014/chartex" xmlns:cx1="http://schemas.microsoft.com/office/drawing/2015/9/8/chartex" xmlns:cx2="http://schemas.microsoft.com/office/drawing/2015/10/21/chartex" xmlns:cx3="http://schemas.microsoft.com/office/drawing/2016/5/9/chartex" xmlns:cx4="http://schemas.microsoft.com/office/drawing/2016/5/10/chartex" xmlns:cx5="http://schemas.microsoft.com/office/drawing/2016/5/11/chartex" xmlns:cx6="http://schemas.microsoft.com/office/drawing/2016/5/12/chartex" xmlns:cx7="http://schemas.microsoft.com/office/drawing/2016/5/13/chartex" xmlns:cx8="http://schemas.microsoft.com/office/drawing/2016/5/14/chartex" xmlns:mc="http://schemas.openxmlformats.org/markup-compatibility/2006" xmlns:aink="http://schemas.microsoft.com/office/drawing/2016/ink" xmlns:am3d="http://schemas.microsoft.com/office/drawing/2017/model3d" xmlns:o="urn:schemas-microsoft-com:office:office" xmlns:oel="http://schemas.microsoft.com/office/2019/extlst" xmlns:r="http://schemas.openxmlformats.org/officeDocument/2006/relationships" xmlns:m="http://schemas.openxmlformats.org/officeDocument/2006/math" xmlns:v="urn:schemas-microsoft-com:vml" xmlns:wp14="http://schemas.microsoft.com/office/word/2010/wordprocessingDrawing" xmlns:wp="http://schemas.openxmlformats.org/drawingml/2006/wordprocessingDrawing" xmlns:w10="urn:schemas-microsoft-com:office:word" xmlns:w="http://schemas.openxmlformats.org/wordprocessingml/2006/main" xmlns:w14="http://schemas.microsoft.com/office/word/2010/wordml" xmlns:w15="http://schemas.microsoft.com/office/word/2012/wordml" xmlns:w16cex="http://schemas.microsoft.com/office/word/2018/wordml/cex" xmlns:w16cid="http://schemas.microsoft.com/office/word/2016/wordml/cid" xmlns:w16="http://schemas.microsoft.com/office/word/2018/wordml" xmlns:w16sdtdh="http://schemas.microsoft.com/office/word/2020/wordml/sdtdatahash" xmlns:w16se="http://schemas.microsoft.com/office/word/2015/wordml/symex" xmlns:wpg="http://schemas.microsoft.com/office/word/2010/wordprocessingGroup" xmlns:wpi="http://schemas.microsoft.com/office/word/2010/wordprocessingInk" xmlns:wne="http://schemas.microsoft.com/office/word/2006/wordml" xmlns:wps="http://schemas.microsoft.com/office/word/2010/wordprocessingShape" mc:Ignorable="w14 w15 w16se w16cid w16 w16cex w16sdtdh wp14">
+  <w:footnote w:type="separator" w:id="-1">
     <w:p>
       <w:r>
         <w:separator/>
       </w:r>
     </w:p>
   </w:footnote>
-  <w:footnote w:type="continuationSeparator" w:id="1">
+  <w:footnote w:type="continuationSeparator" w:id="0">
     <w:p>
       <w:r>
         <w:continuationSeparator/>
@@ -3226,7 +3494,7 @@
 </file>
 
 <file path=word/styles.xml><?xml version="1.0" encoding="utf-8"?>
-<w:styles xmlns:r="http://schemas.openxmlformats.org/officeDocument/2006/relationships" xmlns:w="http://schemas.openxmlformats.org/wordprocessingml/2006/main">
+<w:styles xmlns:mc="http://schemas.openxmlformats.org/markup-compatibility/2006" xmlns:r="http://schemas.openxmlformats.org/officeDocument/2006/relationships" xmlns:w="http://schemas.openxmlformats.org/wordprocessingml/2006/main" xmlns:w14="http://schemas.microsoft.com/office/word/2010/wordml" xmlns:w15="http://schemas.microsoft.com/office/word/2012/wordml" xmlns:w16cex="http://schemas.microsoft.com/office/word/2018/wordml/cex" xmlns:w16cid="http://schemas.microsoft.com/office/word/2016/wordml/cid" xmlns:w16="http://schemas.microsoft.com/office/word/2018/wordml" xmlns:w16sdtdh="http://schemas.microsoft.com/office/word/2020/wordml/sdtdatahash" xmlns:w16se="http://schemas.microsoft.com/office/word/2015/wordml/symex" mc:Ignorable="w14 w15 w16se w16cid w16 w16cex w16sdtdh">
   <w:docDefaults>
     <w:rPrDefault>
       <w:rPr>
@@ -3236,144 +3504,383 @@
     </w:rPrDefault>
     <w:pPrDefault/>
   </w:docDefaults>
-  <w:latentStyles w:defLockedState="0" w:defUIPriority="99" w:defSemiHidden="1" w:defUnhideWhenUsed="1" w:defQFormat="0" w:count="267">
-    <w:lsdException w:name="Normal" w:semiHidden="0" w:uiPriority="0" w:unhideWhenUsed="0" w:qFormat="1"/>
-    <w:lsdException w:name="heading 1" w:semiHidden="0" w:uiPriority="9" w:unhideWhenUsed="0" w:qFormat="1"/>
-    <w:lsdException w:name="heading 2" w:uiPriority="9" w:qFormat="1"/>
-    <w:lsdException w:name="heading 3" w:uiPriority="9" w:qFormat="1"/>
-    <w:lsdException w:name="heading 4" w:uiPriority="9" w:qFormat="1"/>
-    <w:lsdException w:name="heading 5" w:uiPriority="9" w:qFormat="1"/>
-    <w:lsdException w:name="heading 6" w:uiPriority="9" w:qFormat="1"/>
-    <w:lsdException w:name="heading 7" w:uiPriority="9" w:qFormat="1"/>
-    <w:lsdException w:name="heading 8" w:uiPriority="9" w:qFormat="1"/>
-    <w:lsdException w:name="heading 9" w:uiPriority="9" w:qFormat="1"/>
-    <w:lsdException w:name="toc 1" w:uiPriority="39"/>
-    <w:lsdException w:name="toc 2" w:uiPriority="39"/>
-    <w:lsdException w:name="toc 3" w:uiPriority="39"/>
-    <w:lsdException w:name="toc 4" w:uiPriority="39"/>
-    <w:lsdException w:name="toc 5" w:uiPriority="39"/>
-    <w:lsdException w:name="toc 6" w:uiPriority="39"/>
-    <w:lsdException w:name="toc 7" w:uiPriority="39"/>
-    <w:lsdException w:name="toc 8" w:uiPriority="39"/>
-    <w:lsdException w:name="toc 9" w:uiPriority="39"/>
-    <w:lsdException w:name="caption" w:uiPriority="35" w:qFormat="1"/>
-    <w:lsdException w:name="Title" w:semiHidden="0" w:uiPriority="10" w:unhideWhenUsed="0" w:qFormat="1"/>
-    <w:lsdException w:name="Default Paragraph Font" w:uiPriority="1"/>
-    <w:lsdException w:name="Subtitle" w:semiHidden="0" w:uiPriority="11" w:unhideWhenUsed="0" w:qFormat="1"/>
-    <w:lsdException w:name="Strong" w:semiHidden="0" w:uiPriority="22" w:unhideWhenUsed="0" w:qFormat="1"/>
-    <w:lsdException w:name="Emphasis" w:semiHidden="0" w:uiPriority="20" w:unhideWhenUsed="0" w:qFormat="1"/>
-    <w:lsdException w:name="Table Grid" w:semiHidden="0" w:uiPriority="59" w:unhideWhenUsed="0"/>
-    <w:lsdException w:name="Placeholder Text" w:unhideWhenUsed="0"/>
-    <w:lsdException w:name="No Spacing" w:semiHidden="0" w:uiPriority="1" w:unhideWhenUsed="0" w:qFormat="1"/>
-    <w:lsdException w:name="Light Shading" w:semiHidden="0" w:uiPriority="60" w:unhideWhenUsed="0"/>
-    <w:lsdException w:name="Light List" w:semiHidden="0" w:uiPriority="61" w:unhideWhenUsed="0"/>
-    <w:lsdException w:name="Light Grid" w:semiHidden="0" w:uiPriority="62" w:unhideWhenUsed="0"/>
-    <w:lsdException w:name="Medium Shading 1" w:semiHidden="0" w:uiPriority="63" w:unhideWhenUsed="0"/>
-    <w:lsdException w:name="Medium Shading 2" w:semiHidden="0" w:uiPriority="64" w:unhideWhenUsed="0"/>
-    <w:lsdException w:name="Medium List 1" w:semiHidden="0" w:uiPriority="65" w:unhideWhenUsed="0"/>
-    <w:lsdException w:name="Medium List 2" w:semiHidden="0" w:uiPriority="66" w:unhideWhenUsed="0"/>
-    <w:lsdException w:name="Medium Grid 1" w:semiHidden="0" w:uiPriority="67" w:unhideWhenUsed="0"/>
-    <w:lsdException w:name="Medium Grid 2" w:semiHidden="0" w:uiPriority="68" w:unhideWhenUsed="0"/>
-    <w:lsdException w:name="Medium Grid 3" w:semiHidden="0" w:uiPriority="69" w:unhideWhenUsed="0"/>
-    <w:lsdException w:name="Dark List" w:semiHidden="0" w:uiPriority="70" w:unhideWhenUsed="0"/>
-    <w:lsdException w:name="Colorful Shading" w:semiHidden="0" w:uiPriority="71" w:unhideWhenUsed="0"/>
-    <w:lsdException w:name="Colorful List" w:semiHidden="0" w:uiPriority="72" w:unhideWhenUsed="0"/>
-    <w:lsdException w:name="Colorful Grid" w:semiHidden="0" w:uiPriority="73" w:unhideWhenUsed="0"/>
-    <w:lsdException w:name="Light Shading Accent 1" w:semiHidden="0" w:uiPriority="60" w:unhideWhenUsed="0"/>
-    <w:lsdException w:name="Light List Accent 1" w:semiHidden="0" w:uiPriority="61" w:unhideWhenUsed="0"/>
-    <w:lsdException w:name="Light Grid Accent 1" w:semiHidden="0" w:uiPriority="62" w:unhideWhenUsed="0"/>
-    <w:lsdException w:name="Medium Shading 1 Accent 1" w:semiHidden="0" w:uiPriority="63" w:unhideWhenUsed="0"/>
-    <w:lsdException w:name="Medium Shading 2 Accent 1" w:semiHidden="0" w:uiPriority="64" w:unhideWhenUsed="0"/>
-    <w:lsdException w:name="Medium List 1 Accent 1" w:semiHidden="0" w:uiPriority="65" w:unhideWhenUsed="0"/>
-    <w:lsdException w:name="Revision" w:unhideWhenUsed="0"/>
-    <w:lsdException w:name="List Paragraph" w:semiHidden="0" w:uiPriority="34" w:unhideWhenUsed="0" w:qFormat="1"/>
-    <w:lsdException w:name="Quote" w:semiHidden="0" w:uiPriority="29" w:unhideWhenUsed="0" w:qFormat="1"/>
-    <w:lsdException w:name="Intense Quote" w:semiHidden="0" w:uiPriority="30" w:unhideWhenUsed="0" w:qFormat="1"/>
-    <w:lsdException w:name="Medium List 2 Accent 1" w:semiHidden="0" w:uiPriority="66" w:unhideWhenUsed="0"/>
-    <w:lsdException w:name="Medium Grid 1 Accent 1" w:semiHidden="0" w:uiPriority="67" w:unhideWhenUsed="0"/>
-    <w:lsdException w:name="Medium Grid 2 Accent 1" w:semiHidden="0" w:uiPriority="68" w:unhideWhenUsed="0"/>
-    <w:lsdException w:name="Medium Grid 3 Accent 1" w:semiHidden="0" w:uiPriority="69" w:unhideWhenUsed="0"/>
-    <w:lsdException w:name="Dark List Accent 1" w:semiHidden="0" w:uiPriority="70" w:unhideWhenUsed="0"/>
-    <w:lsdException w:name="Colorful Shading Accent 1" w:semiHidden="0" w:uiPriority="71" w:unhideWhenUsed="0"/>
-    <w:lsdException w:name="Colorful List Accent 1" w:semiHidden="0" w:uiPriority="72" w:unhideWhenUsed="0"/>
-    <w:lsdException w:name="Colorful Grid Accent 1" w:semiHidden="0" w:uiPriority="73" w:unhideWhenUsed="0"/>
-    <w:lsdException w:name="Light Shading Accent 2" w:semiHidden="0" w:uiPriority="60" w:unhideWhenUsed="0"/>
-    <w:lsdException w:name="Light List Accent 2" w:semiHidden="0" w:uiPriority="61" w:unhideWhenUsed="0"/>
-    <w:lsdException w:name="Light Grid Accent 2" w:semiHidden="0" w:uiPriority="62" w:unhideWhenUsed="0"/>
-    <w:lsdException w:name="Medium Shading 1 Accent 2" w:semiHidden="0" w:uiPriority="63" w:unhideWhenUsed="0"/>
-    <w:lsdException w:name="Medium Shading 2 Accent 2" w:semiHidden="0" w:uiPriority="64" w:unhideWhenUsed="0"/>
-    <w:lsdException w:name="Medium List 1 Accent 2" w:semiHidden="0" w:uiPriority="65" w:unhideWhenUsed="0"/>
-    <w:lsdException w:name="Medium List 2 Accent 2" w:semiHidden="0" w:uiPriority="66" w:unhideWhenUsed="0"/>
-    <w:lsdException w:name="Medium Grid 1 Accent 2" w:semiHidden="0" w:uiPriority="67" w:unhideWhenUsed="0"/>
-    <w:lsdException w:name="Medium Grid 2 Accent 2" w:semiHidden="0" w:uiPriority="68" w:unhideWhenUsed="0"/>
-    <w:lsdException w:name="Medium Grid 3 Accent 2" w:semiHidden="0" w:uiPriority="69" w:unhideWhenUsed="0"/>
-    <w:lsdException w:name="Dark List Accent 2" w:semiHidden="0" w:uiPriority="70" w:unhideWhenUsed="0"/>
-    <w:lsdException w:name="Colorful Shading Accent 2" w:semiHidden="0" w:uiPriority="71" w:unhideWhenUsed="0"/>
-    <w:lsdException w:name="Colorful List Accent 2" w:semiHidden="0" w:uiPriority="72" w:unhideWhenUsed="0"/>
-    <w:lsdException w:name="Colorful Grid Accent 2" w:semiHidden="0" w:uiPriority="73" w:unhideWhenUsed="0"/>
-    <w:lsdException w:name="Light Shading Accent 3" w:semiHidden="0" w:uiPriority="60" w:unhideWhenUsed="0"/>
-    <w:lsdException w:name="Light List Accent 3" w:semiHidden="0" w:uiPriority="61" w:unhideWhenUsed="0"/>
-    <w:lsdException w:name="Light Grid Accent 3" w:semiHidden="0" w:uiPriority="62" w:unhideWhenUsed="0"/>
-    <w:lsdException w:name="Medium Shading 1 Accent 3" w:semiHidden="0" w:uiPriority="63" w:unhideWhenUsed="0"/>
-    <w:lsdException w:name="Medium Shading 2 Accent 3" w:semiHidden="0" w:uiPriority="64" w:unhideWhenUsed="0"/>
-    <w:lsdException w:name="Medium List 1 Accent 3" w:semiHidden="0" w:uiPriority="65" w:unhideWhenUsed="0"/>
-    <w:lsdException w:name="Medium List 2 Accent 3" w:semiHidden="0" w:uiPriority="66" w:unhideWhenUsed="0"/>
-    <w:lsdException w:name="Medium Grid 1 Accent 3" w:semiHidden="0" w:uiPriority="67" w:unhideWhenUsed="0"/>
-    <w:lsdException w:name="Medium Grid 2 Accent 3" w:semiHidden="0" w:uiPriority="68" w:unhideWhenUsed="0"/>
-    <w:lsdException w:name="Medium Grid 3 Accent 3" w:semiHidden="0" w:uiPriority="69" w:unhideWhenUsed="0"/>
-    <w:lsdException w:name="Dark List Accent 3" w:semiHidden="0" w:uiPriority="70" w:unhideWhenUsed="0"/>
-    <w:lsdException w:name="Colorful Shading Accent 3" w:semiHidden="0" w:uiPriority="71" w:unhideWhenUsed="0"/>
-    <w:lsdException w:name="Colorful List Accent 3" w:semiHidden="0" w:uiPriority="72" w:unhideWhenUsed="0"/>
-    <w:lsdException w:name="Colorful Grid Accent 3" w:semiHidden="0" w:uiPriority="73" w:unhideWhenUsed="0"/>
-    <w:lsdException w:name="Light Shading Accent 4" w:semiHidden="0" w:uiPriority="60" w:unhideWhenUsed="0"/>
-    <w:lsdException w:name="Light List Accent 4" w:semiHidden="0" w:uiPriority="61" w:unhideWhenUsed="0"/>
-    <w:lsdException w:name="Light Grid Accent 4" w:semiHidden="0" w:uiPriority="62" w:unhideWhenUsed="0"/>
-    <w:lsdException w:name="Medium Shading 1 Accent 4" w:semiHidden="0" w:uiPriority="63" w:unhideWhenUsed="0"/>
-    <w:lsdException w:name="Medium Shading 2 Accent 4" w:semiHidden="0" w:uiPriority="64" w:unhideWhenUsed="0"/>
-    <w:lsdException w:name="Medium List 1 Accent 4" w:semiHidden="0" w:uiPriority="65" w:unhideWhenUsed="0"/>
-    <w:lsdException w:name="Medium List 2 Accent 4" w:semiHidden="0" w:uiPriority="66" w:unhideWhenUsed="0"/>
-    <w:lsdException w:name="Medium Grid 1 Accent 4" w:semiHidden="0" w:uiPriority="67" w:unhideWhenUsed="0"/>
-    <w:lsdException w:name="Medium Grid 2 Accent 4" w:semiHidden="0" w:uiPriority="68" w:unhideWhenUsed="0"/>
-    <w:lsdException w:name="Medium Grid 3 Accent 4" w:semiHidden="0" w:uiPriority="69" w:unhideWhenUsed="0"/>
-    <w:lsdException w:name="Dark List Accent 4" w:semiHidden="0" w:uiPriority="70" w:unhideWhenUsed="0"/>
-    <w:lsdException w:name="Colorful Shading Accent 4" w:semiHidden="0" w:uiPriority="71" w:unhideWhenUsed="0"/>
-    <w:lsdException w:name="Colorful List Accent 4" w:semiHidden="0" w:uiPriority="72" w:unhideWhenUsed="0"/>
-    <w:lsdException w:name="Colorful Grid Accent 4" w:semiHidden="0" w:uiPriority="73" w:unhideWhenUsed="0"/>
-    <w:lsdException w:name="Light Shading Accent 5" w:semiHidden="0" w:uiPriority="60" w:unhideWhenUsed="0"/>
-    <w:lsdException w:name="Light List Accent 5" w:semiHidden="0" w:uiPriority="61" w:unhideWhenUsed="0"/>
-    <w:lsdException w:name="Light Grid Accent 5" w:semiHidden="0" w:uiPriority="62" w:unhideWhenUsed="0"/>
-    <w:lsdException w:name="Medium Shading 1 Accent 5" w:semiHidden="0" w:uiPriority="63" w:unhideWhenUsed="0"/>
-    <w:lsdException w:name="Medium Shading 2 Accent 5" w:semiHidden="0" w:uiPriority="64" w:unhideWhenUsed="0"/>
-    <w:lsdException w:name="Medium List 1 Accent 5" w:semiHidden="0" w:uiPriority="65" w:unhideWhenUsed="0"/>
-    <w:lsdException w:name="Medium List 2 Accent 5" w:semiHidden="0" w:uiPriority="66" w:unhideWhenUsed="0"/>
-    <w:lsdException w:name="Medium Grid 1 Accent 5" w:semiHidden="0" w:uiPriority="67" w:unhideWhenUsed="0"/>
-    <w:lsdException w:name="Medium Grid 2 Accent 5" w:semiHidden="0" w:uiPriority="68" w:unhideWhenUsed="0"/>
-    <w:lsdException w:name="Medium Grid 3 Accent 5" w:semiHidden="0" w:uiPriority="69" w:unhideWhenUsed="0"/>
-    <w:lsdException w:name="Dark List Accent 5" w:semiHidden="0" w:uiPriority="70" w:unhideWhenUsed="0"/>
-    <w:lsdException w:name="Colorful Shading Accent 5" w:semiHidden="0" w:uiPriority="71" w:unhideWhenUsed="0"/>
-    <w:lsdException w:name="Colorful List Accent 5" w:semiHidden="0" w:uiPriority="72" w:unhideWhenUsed="0"/>
-    <w:lsdException w:name="Colorful Grid Accent 5" w:semiHidden="0" w:uiPriority="73" w:unhideWhenUsed="0"/>
-    <w:lsdException w:name="Light Shading Accent 6" w:semiHidden="0" w:uiPriority="60" w:unhideWhenUsed="0"/>
-    <w:lsdException w:name="Light List Accent 6" w:semiHidden="0" w:uiPriority="61" w:unhideWhenUsed="0"/>
-    <w:lsdException w:name="Light Grid Accent 6" w:semiHidden="0" w:uiPriority="62" w:unhideWhenUsed="0"/>
-    <w:lsdException w:name="Medium Shading 1 Accent 6" w:semiHidden="0" w:uiPriority="63" w:unhideWhenUsed="0"/>
-    <w:lsdException w:name="Medium Shading 2 Accent 6" w:semiHidden="0" w:uiPriority="64" w:unhideWhenUsed="0"/>
-    <w:lsdException w:name="Medium List 1 Accent 6" w:semiHidden="0" w:uiPriority="65" w:unhideWhenUsed="0"/>
-    <w:lsdException w:name="Medium List 2 Accent 6" w:semiHidden="0" w:uiPriority="66" w:unhideWhenUsed="0"/>
-    <w:lsdException w:name="Medium Grid 1 Accent 6" w:semiHidden="0" w:uiPriority="67" w:unhideWhenUsed="0"/>
-    <w:lsdException w:name="Medium Grid 2 Accent 6" w:semiHidden="0" w:uiPriority="68" w:unhideWhenUsed="0"/>
-    <w:lsdException w:name="Medium Grid 3 Accent 6" w:semiHidden="0" w:uiPriority="69" w:unhideWhenUsed="0"/>
-    <w:lsdException w:name="Dark List Accent 6" w:semiHidden="0" w:uiPriority="70" w:unhideWhenUsed="0"/>
-    <w:lsdException w:name="Colorful Shading Accent 6" w:semiHidden="0" w:uiPriority="71" w:unhideWhenUsed="0"/>
-    <w:lsdException w:name="Colorful List Accent 6" w:semiHidden="0" w:uiPriority="72" w:unhideWhenUsed="0"/>
-    <w:lsdException w:name="Colorful Grid Accent 6" w:semiHidden="0" w:uiPriority="73" w:unhideWhenUsed="0"/>
-    <w:lsdException w:name="Subtle Emphasis" w:semiHidden="0" w:uiPriority="19" w:unhideWhenUsed="0" w:qFormat="1"/>
-    <w:lsdException w:name="Intense Emphasis" w:semiHidden="0" w:uiPriority="21" w:unhideWhenUsed="0" w:qFormat="1"/>
-    <w:lsdException w:name="Subtle Reference" w:semiHidden="0" w:uiPriority="31" w:unhideWhenUsed="0" w:qFormat="1"/>
-    <w:lsdException w:name="Intense Reference" w:semiHidden="0" w:uiPriority="32" w:unhideWhenUsed="0" w:qFormat="1"/>
-    <w:lsdException w:name="Book Title" w:semiHidden="0" w:uiPriority="33" w:unhideWhenUsed="0" w:qFormat="1"/>
-    <w:lsdException w:name="Bibliography" w:uiPriority="37"/>
-    <w:lsdException w:name="TOC Heading" w:uiPriority="39" w:qFormat="1"/>
+  <w:latentStyles w:defLockedState="0" w:defUIPriority="99" w:defSemiHidden="0" w:defUnhideWhenUsed="0" w:defQFormat="0" w:count="376">
+    <w:lsdException w:name="Normal" w:uiPriority="0" w:qFormat="1"/>
+    <w:lsdException w:name="heading 1" w:uiPriority="9" w:qFormat="1"/>
+    <w:lsdException w:name="heading 2" w:semiHidden="1" w:uiPriority="9" w:unhideWhenUsed="1" w:qFormat="1"/>
+    <w:lsdException w:name="heading 3" w:semiHidden="1" w:uiPriority="9" w:unhideWhenUsed="1" w:qFormat="1"/>
+    <w:lsdException w:name="heading 4" w:semiHidden="1" w:uiPriority="9" w:unhideWhenUsed="1" w:qFormat="1"/>
+    <w:lsdException w:name="heading 5" w:semiHidden="1" w:uiPriority="9" w:unhideWhenUsed="1" w:qFormat="1"/>
+    <w:lsdException w:name="heading 6" w:semiHidden="1" w:uiPriority="9" w:unhideWhenUsed="1" w:qFormat="1"/>
+    <w:lsdException w:name="heading 7" w:semiHidden="1" w:uiPriority="9" w:unhideWhenUsed="1" w:qFormat="1"/>
+    <w:lsdException w:name="heading 8" w:semiHidden="1" w:uiPriority="9" w:unhideWhenUsed="1" w:qFormat="1"/>
+    <w:lsdException w:name="heading 9" w:semiHidden="1" w:uiPriority="9" w:unhideWhenUsed="1" w:qFormat="1"/>
+    <w:lsdException w:name="index 1" w:semiHidden="1" w:unhideWhenUsed="1"/>
+    <w:lsdException w:name="index 2" w:semiHidden="1" w:unhideWhenUsed="1"/>
+    <w:lsdException w:name="index 3" w:semiHidden="1" w:unhideWhenUsed="1"/>
+    <w:lsdException w:name="index 4" w:semiHidden="1" w:unhideWhenUsed="1"/>
+    <w:lsdException w:name="index 5" w:semiHidden="1" w:unhideWhenUsed="1"/>
+    <w:lsdException w:name="index 6" w:semiHidden="1" w:unhideWhenUsed="1"/>
+    <w:lsdException w:name="index 7" w:semiHidden="1" w:unhideWhenUsed="1"/>
+    <w:lsdException w:name="index 8" w:semiHidden="1" w:unhideWhenUsed="1"/>
+    <w:lsdException w:name="index 9" w:semiHidden="1" w:unhideWhenUsed="1"/>
+    <w:lsdException w:name="toc 1" w:semiHidden="1" w:uiPriority="39" w:unhideWhenUsed="1"/>
+    <w:lsdException w:name="toc 2" w:semiHidden="1" w:uiPriority="39" w:unhideWhenUsed="1"/>
+    <w:lsdException w:name="toc 3" w:semiHidden="1" w:uiPriority="39" w:unhideWhenUsed="1"/>
+    <w:lsdException w:name="toc 4" w:semiHidden="1" w:uiPriority="39" w:unhideWhenUsed="1"/>
+    <w:lsdException w:name="toc 5" w:semiHidden="1" w:uiPriority="39" w:unhideWhenUsed="1"/>
+    <w:lsdException w:name="toc 6" w:semiHidden="1" w:uiPriority="39" w:unhideWhenUsed="1"/>
+    <w:lsdException w:name="toc 7" w:semiHidden="1" w:uiPriority="39" w:unhideWhenUsed="1"/>
+    <w:lsdException w:name="toc 8" w:semiHidden="1" w:uiPriority="39" w:unhideWhenUsed="1"/>
+    <w:lsdException w:name="toc 9" w:semiHidden="1" w:uiPriority="39" w:unhideWhenUsed="1"/>
+    <w:lsdException w:name="Normal Indent" w:semiHidden="1" w:unhideWhenUsed="1"/>
+    <w:lsdException w:name="footnote text" w:semiHidden="1" w:unhideWhenUsed="1"/>
+    <w:lsdException w:name="annotation text" w:semiHidden="1" w:unhideWhenUsed="1"/>
+    <w:lsdException w:name="header" w:semiHidden="1" w:unhideWhenUsed="1"/>
+    <w:lsdException w:name="footer" w:semiHidden="1" w:unhideWhenUsed="1"/>
+    <w:lsdException w:name="index heading" w:semiHidden="1" w:unhideWhenUsed="1"/>
+    <w:lsdException w:name="caption" w:semiHidden="1" w:uiPriority="35" w:unhideWhenUsed="1" w:qFormat="1"/>
+    <w:lsdException w:name="table of figures" w:semiHidden="1" w:unhideWhenUsed="1"/>
+    <w:lsdException w:name="envelope address" w:semiHidden="1" w:unhideWhenUsed="1"/>
+    <w:lsdException w:name="envelope return" w:semiHidden="1" w:unhideWhenUsed="1"/>
+    <w:lsdException w:name="footnote reference" w:semiHidden="1" w:unhideWhenUsed="1"/>
+    <w:lsdException w:name="annotation reference" w:semiHidden="1" w:unhideWhenUsed="1"/>
+    <w:lsdException w:name="line number" w:semiHidden="1" w:unhideWhenUsed="1"/>
+    <w:lsdException w:name="page number" w:semiHidden="1" w:unhideWhenUsed="1"/>
+    <w:lsdException w:name="endnote reference" w:semiHidden="1" w:unhideWhenUsed="1"/>
+    <w:lsdException w:name="endnote text" w:semiHidden="1" w:unhideWhenUsed="1"/>
+    <w:lsdException w:name="table of authorities" w:semiHidden="1" w:unhideWhenUsed="1"/>
+    <w:lsdException w:name="macro" w:semiHidden="1" w:unhideWhenUsed="1"/>
+    <w:lsdException w:name="toa heading" w:semiHidden="1" w:unhideWhenUsed="1"/>
+    <w:lsdException w:name="List" w:semiHidden="1" w:unhideWhenUsed="1"/>
+    <w:lsdException w:name="List Bullet" w:semiHidden="1" w:unhideWhenUsed="1"/>
+    <w:lsdException w:name="List Number" w:semiHidden="1" w:unhideWhenUsed="1"/>
+    <w:lsdException w:name="List 2" w:semiHidden="1" w:unhideWhenUsed="1"/>
+    <w:lsdException w:name="List 3" w:semiHidden="1" w:unhideWhenUsed="1"/>
+    <w:lsdException w:name="List 4" w:semiHidden="1" w:unhideWhenUsed="1"/>
+    <w:lsdException w:name="List 5" w:semiHidden="1" w:unhideWhenUsed="1"/>
+    <w:lsdException w:name="List Bullet 2" w:semiHidden="1" w:unhideWhenUsed="1"/>
+    <w:lsdException w:name="List Bullet 3" w:semiHidden="1" w:unhideWhenUsed="1"/>
+    <w:lsdException w:name="List Bullet 4" w:semiHidden="1" w:unhideWhenUsed="1"/>
+    <w:lsdException w:name="List Bullet 5" w:semiHidden="1" w:unhideWhenUsed="1"/>
+    <w:lsdException w:name="List Number 2" w:semiHidden="1" w:unhideWhenUsed="1"/>
+    <w:lsdException w:name="List Number 3" w:semiHidden="1" w:unhideWhenUsed="1"/>
+    <w:lsdException w:name="List Number 4" w:semiHidden="1" w:unhideWhenUsed="1"/>
+    <w:lsdException w:name="List Number 5" w:semiHidden="1" w:unhideWhenUsed="1"/>
+    <w:lsdException w:name="Title" w:uiPriority="10" w:qFormat="1"/>
+    <w:lsdException w:name="Closing" w:semiHidden="1" w:unhideWhenUsed="1"/>
+    <w:lsdException w:name="Signature" w:semiHidden="1" w:unhideWhenUsed="1"/>
+    <w:lsdException w:name="Default Paragraph Font" w:semiHidden="1" w:uiPriority="1" w:unhideWhenUsed="1"/>
+    <w:lsdException w:name="Body Text" w:semiHidden="1" w:unhideWhenUsed="1"/>
+    <w:lsdException w:name="Body Text Indent" w:semiHidden="1" w:unhideWhenUsed="1"/>
+    <w:lsdException w:name="List Continue" w:semiHidden="1" w:unhideWhenUsed="1"/>
+    <w:lsdException w:name="List Continue 2" w:semiHidden="1" w:unhideWhenUsed="1"/>
+    <w:lsdException w:name="List Continue 3" w:semiHidden="1" w:unhideWhenUsed="1"/>
+    <w:lsdException w:name="List Continue 4" w:semiHidden="1" w:unhideWhenUsed="1"/>
+    <w:lsdException w:name="List Continue 5" w:semiHidden="1" w:unhideWhenUsed="1"/>
+    <w:lsdException w:name="Message Header" w:semiHidden="1" w:unhideWhenUsed="1"/>
+    <w:lsdException w:name="Subtitle" w:uiPriority="11" w:qFormat="1"/>
+    <w:lsdException w:name="Salutation" w:semiHidden="1" w:unhideWhenUsed="1"/>
+    <w:lsdException w:name="Date" w:semiHidden="1" w:unhideWhenUsed="1"/>
+    <w:lsdException w:name="Body Text First Indent" w:semiHidden="1" w:unhideWhenUsed="1"/>
+    <w:lsdException w:name="Body Text First Indent 2" w:semiHidden="1" w:unhideWhenUsed="1"/>
+    <w:lsdException w:name="Note Heading" w:semiHidden="1" w:unhideWhenUsed="1"/>
+    <w:lsdException w:name="Body Text 2" w:semiHidden="1" w:unhideWhenUsed="1"/>
+    <w:lsdException w:name="Body Text 3" w:semiHidden="1" w:unhideWhenUsed="1"/>
+    <w:lsdException w:name="Body Text Indent 2" w:semiHidden="1" w:unhideWhenUsed="1"/>
+    <w:lsdException w:name="Body Text Indent 3" w:semiHidden="1" w:unhideWhenUsed="1"/>
+    <w:lsdException w:name="Block Text" w:semiHidden="1" w:unhideWhenUsed="1"/>
+    <w:lsdException w:name="Hyperlink" w:semiHidden="1" w:unhideWhenUsed="1"/>
+    <w:lsdException w:name="FollowedHyperlink" w:semiHidden="1" w:unhideWhenUsed="1"/>
+    <w:lsdException w:name="Strong" w:uiPriority="22" w:qFormat="1"/>
+    <w:lsdException w:name="Emphasis" w:uiPriority="20" w:qFormat="1"/>
+    <w:lsdException w:name="Document Map" w:semiHidden="1" w:unhideWhenUsed="1"/>
+    <w:lsdException w:name="Plain Text" w:semiHidden="1" w:unhideWhenUsed="1"/>
+    <w:lsdException w:name="E-mail Signature" w:semiHidden="1" w:unhideWhenUsed="1"/>
+    <w:lsdException w:name="HTML Top of Form" w:semiHidden="1" w:unhideWhenUsed="1"/>
+    <w:lsdException w:name="HTML Bottom of Form" w:semiHidden="1" w:unhideWhenUsed="1"/>
+    <w:lsdException w:name="Normal (Web)" w:semiHidden="1" w:unhideWhenUsed="1"/>
+    <w:lsdException w:name="HTML Acronym" w:semiHidden="1" w:unhideWhenUsed="1"/>
+    <w:lsdException w:name="HTML Address" w:semiHidden="1" w:unhideWhenUsed="1"/>
+    <w:lsdException w:name="HTML Cite" w:semiHidden="1" w:unhideWhenUsed="1"/>
+    <w:lsdException w:name="HTML Code" w:semiHidden="1" w:unhideWhenUsed="1"/>
+    <w:lsdException w:name="HTML Definition" w:semiHidden="1" w:unhideWhenUsed="1"/>
+    <w:lsdException w:name="HTML Keyboard" w:semiHidden="1" w:unhideWhenUsed="1"/>
+    <w:lsdException w:name="HTML Preformatted" w:semiHidden="1" w:unhideWhenUsed="1"/>
+    <w:lsdException w:name="HTML Sample" w:semiHidden="1" w:unhideWhenUsed="1"/>
+    <w:lsdException w:name="HTML Typewriter" w:semiHidden="1" w:unhideWhenUsed="1"/>
+    <w:lsdException w:name="HTML Variable" w:semiHidden="1" w:unhideWhenUsed="1"/>
+    <w:lsdException w:name="Normal Table" w:semiHidden="1" w:unhideWhenUsed="1"/>
+    <w:lsdException w:name="annotation subject" w:semiHidden="1" w:unhideWhenUsed="1"/>
+    <w:lsdException w:name="No List" w:semiHidden="1" w:unhideWhenUsed="1"/>
+    <w:lsdException w:name="Outline List 1" w:semiHidden="1" w:unhideWhenUsed="1"/>
+    <w:lsdException w:name="Outline List 2" w:semiHidden="1" w:unhideWhenUsed="1"/>
+    <w:lsdException w:name="Outline List 3" w:semiHidden="1" w:unhideWhenUsed="1"/>
+    <w:lsdException w:name="Table Simple 1" w:semiHidden="1" w:unhideWhenUsed="1"/>
+    <w:lsdException w:name="Table Simple 2" w:semiHidden="1" w:unhideWhenUsed="1"/>
+    <w:lsdException w:name="Table Simple 3" w:semiHidden="1" w:unhideWhenUsed="1"/>
+    <w:lsdException w:name="Table Classic 1" w:semiHidden="1" w:unhideWhenUsed="1"/>
+    <w:lsdException w:name="Table Classic 2" w:semiHidden="1" w:unhideWhenUsed="1"/>
+    <w:lsdException w:name="Table Classic 3" w:semiHidden="1" w:unhideWhenUsed="1"/>
+    <w:lsdException w:name="Table Classic 4" w:semiHidden="1" w:unhideWhenUsed="1"/>
+    <w:lsdException w:name="Table Colorful 1" w:semiHidden="1" w:unhideWhenUsed="1"/>
+    <w:lsdException w:name="Table Colorful 2" w:semiHidden="1" w:unhideWhenUsed="1"/>
+    <w:lsdException w:name="Table Colorful 3" w:semiHidden="1" w:unhideWhenUsed="1"/>
+    <w:lsdException w:name="Table Columns 1" w:semiHidden="1" w:unhideWhenUsed="1"/>
+    <w:lsdException w:name="Table Columns 2" w:semiHidden="1" w:unhideWhenUsed="1"/>
+    <w:lsdException w:name="Table Columns 3" w:semiHidden="1" w:unhideWhenUsed="1"/>
+    <w:lsdException w:name="Table Columns 4" w:semiHidden="1" w:unhideWhenUsed="1"/>
+    <w:lsdException w:name="Table Columns 5" w:semiHidden="1" w:unhideWhenUsed="1"/>
+    <w:lsdException w:name="Table Grid 1" w:semiHidden="1" w:unhideWhenUsed="1"/>
+    <w:lsdException w:name="Table Grid 2" w:semiHidden="1" w:unhideWhenUsed="1"/>
+    <w:lsdException w:name="Table Grid 3" w:semiHidden="1" w:unhideWhenUsed="1"/>
+    <w:lsdException w:name="Table Grid 4" w:semiHidden="1" w:unhideWhenUsed="1"/>
+    <w:lsdException w:name="Table Grid 5" w:semiHidden="1" w:unhideWhenUsed="1"/>
+    <w:lsdException w:name="Table Grid 6" w:semiHidden="1" w:unhideWhenUsed="1"/>
+    <w:lsdException w:name="Table Grid 7" w:semiHidden="1" w:unhideWhenUsed="1"/>
+    <w:lsdException w:name="Table Grid 8" w:semiHidden="1" w:unhideWhenUsed="1"/>
+    <w:lsdException w:name="Table List 1" w:semiHidden="1" w:unhideWhenUsed="1"/>
+    <w:lsdException w:name="Table List 2" w:semiHidden="1" w:unhideWhenUsed="1"/>
+    <w:lsdException w:name="Table List 3" w:semiHidden="1" w:unhideWhenUsed="1"/>
+    <w:lsdException w:name="Table List 4" w:semiHidden="1" w:unhideWhenUsed="1"/>
+    <w:lsdException w:name="Table List 5" w:semiHidden="1" w:unhideWhenUsed="1"/>
+    <w:lsdException w:name="Table List 6" w:semiHidden="1" w:unhideWhenUsed="1"/>
+    <w:lsdException w:name="Table List 7" w:semiHidden="1" w:unhideWhenUsed="1"/>
+    <w:lsdException w:name="Table List 8" w:semiHidden="1" w:unhideWhenUsed="1"/>
+    <w:lsdException w:name="Table 3D effects 1" w:semiHidden="1" w:unhideWhenUsed="1"/>
+    <w:lsdException w:name="Table 3D effects 2" w:semiHidden="1" w:unhideWhenUsed="1"/>
+    <w:lsdException w:name="Table 3D effects 3" w:semiHidden="1" w:unhideWhenUsed="1"/>
+    <w:lsdException w:name="Table Contemporary" w:semiHidden="1" w:unhideWhenUsed="1"/>
+    <w:lsdException w:name="Table Elegant" w:semiHidden="1" w:unhideWhenUsed="1"/>
+    <w:lsdException w:name="Table Professional" w:semiHidden="1" w:unhideWhenUsed="1"/>
+    <w:lsdException w:name="Table Subtle 1" w:semiHidden="1" w:unhideWhenUsed="1"/>
+    <w:lsdException w:name="Table Subtle 2" w:semiHidden="1" w:unhideWhenUsed="1"/>
+    <w:lsdException w:name="Table Web 1" w:semiHidden="1" w:unhideWhenUsed="1"/>
+    <w:lsdException w:name="Table Web 2" w:semiHidden="1" w:unhideWhenUsed="1"/>
+    <w:lsdException w:name="Table Web 3" w:semiHidden="1" w:unhideWhenUsed="1"/>
+    <w:lsdException w:name="Balloon Text" w:semiHidden="1" w:unhideWhenUsed="1"/>
+    <w:lsdException w:name="Table Grid" w:uiPriority="59"/>
+    <w:lsdException w:name="Table Theme" w:semiHidden="1" w:unhideWhenUsed="1"/>
+    <w:lsdException w:name="Placeholder Text" w:semiHidden="1"/>
+    <w:lsdException w:name="No Spacing" w:uiPriority="1" w:qFormat="1"/>
+    <w:lsdException w:name="Light Shading" w:uiPriority="60"/>
+    <w:lsdException w:name="Light List" w:uiPriority="61"/>
+    <w:lsdException w:name="Light Grid" w:uiPriority="62"/>
+    <w:lsdException w:name="Medium Shading 1" w:uiPriority="63"/>
+    <w:lsdException w:name="Medium Shading 2" w:uiPriority="64"/>
+    <w:lsdException w:name="Medium List 1" w:uiPriority="65"/>
+    <w:lsdException w:name="Medium List 2" w:uiPriority="66"/>
+    <w:lsdException w:name="Medium Grid 1" w:uiPriority="67"/>
+    <w:lsdException w:name="Medium Grid 2" w:uiPriority="68"/>
+    <w:lsdException w:name="Medium Grid 3" w:uiPriority="69"/>
+    <w:lsdException w:name="Dark List" w:uiPriority="70"/>
+    <w:lsdException w:name="Colorful Shading" w:uiPriority="71"/>
+    <w:lsdException w:name="Colorful List" w:uiPriority="72"/>
+    <w:lsdException w:name="Colorful Grid" w:uiPriority="73"/>
+    <w:lsdException w:name="Light Shading Accent 1" w:uiPriority="60"/>
+    <w:lsdException w:name="Light List Accent 1" w:uiPriority="61"/>
+    <w:lsdException w:name="Light Grid Accent 1" w:uiPriority="62"/>
+    <w:lsdException w:name="Medium Shading 1 Accent 1" w:uiPriority="63"/>
+    <w:lsdException w:name="Medium Shading 2 Accent 1" w:uiPriority="64"/>
+    <w:lsdException w:name="Medium List 1 Accent 1" w:uiPriority="65"/>
+    <w:lsdException w:name="Revision" w:semiHidden="1"/>
+    <w:lsdException w:name="List Paragraph" w:uiPriority="34" w:qFormat="1"/>
+    <w:lsdException w:name="Quote" w:uiPriority="29" w:qFormat="1"/>
+    <w:lsdException w:name="Intense Quote" w:uiPriority="30" w:qFormat="1"/>
+    <w:lsdException w:name="Medium List 2 Accent 1" w:uiPriority="66"/>
+    <w:lsdException w:name="Medium Grid 1 Accent 1" w:uiPriority="67"/>
+    <w:lsdException w:name="Medium Grid 2 Accent 1" w:uiPriority="68"/>
+    <w:lsdException w:name="Medium Grid 3 Accent 1" w:uiPriority="69"/>
+    <w:lsdException w:name="Dark List Accent 1" w:uiPriority="70"/>
+    <w:lsdException w:name="Colorful Shading Accent 1" w:uiPriority="71"/>
+    <w:lsdException w:name="Colorful List Accent 1" w:uiPriority="72"/>
+    <w:lsdException w:name="Colorful Grid Accent 1" w:uiPriority="73"/>
+    <w:lsdException w:name="Light Shading Accent 2" w:uiPriority="60"/>
+    <w:lsdException w:name="Light List Accent 2" w:uiPriority="61"/>
+    <w:lsdException w:name="Light Grid Accent 2" w:uiPriority="62"/>
+    <w:lsdException w:name="Medium Shading 1 Accent 2" w:uiPriority="63"/>
+    <w:lsdException w:name="Medium Shading 2 Accent 2" w:uiPriority="64"/>
+    <w:lsdException w:name="Medium List 1 Accent 2" w:uiPriority="65"/>
+    <w:lsdException w:name="Medium List 2 Accent 2" w:uiPriority="66"/>
+    <w:lsdException w:name="Medium Grid 1 Accent 2" w:uiPriority="67"/>
+    <w:lsdException w:name="Medium Grid 2 Accent 2" w:uiPriority="68"/>
+    <w:lsdException w:name="Medium Grid 3 Accent 2" w:uiPriority="69"/>
+    <w:lsdException w:name="Dark List Accent 2" w:uiPriority="70"/>
+    <w:lsdException w:name="Colorful Shading Accent 2" w:uiPriority="71"/>
+    <w:lsdException w:name="Colorful List Accent 2" w:uiPriority="72"/>
+    <w:lsdException w:name="Colorful Grid Accent 2" w:uiPriority="73"/>
+    <w:lsdException w:name="Light Shading Accent 3" w:uiPriority="60"/>
+    <w:lsdException w:name="Light List Accent 3" w:uiPriority="61"/>
+    <w:lsdException w:name="Light Grid Accent 3" w:uiPriority="62"/>
+    <w:lsdException w:name="Medium Shading 1 Accent 3" w:uiPriority="63"/>
+    <w:lsdException w:name="Medium Shading 2 Accent 3" w:uiPriority="64"/>
+    <w:lsdException w:name="Medium List 1 Accent 3" w:uiPriority="65"/>
+    <w:lsdException w:name="Medium List 2 Accent 3" w:uiPriority="66"/>
+    <w:lsdException w:name="Medium Grid 1 Accent 3" w:uiPriority="67"/>
+    <w:lsdException w:name="Medium Grid 2 Accent 3" w:uiPriority="68"/>
+    <w:lsdException w:name="Medium Grid 3 Accent 3" w:uiPriority="69"/>
+    <w:lsdException w:name="Dark List Accent 3" w:uiPriority="70"/>
+    <w:lsdException w:name="Colorful Shading Accent 3" w:uiPriority="71"/>
+    <w:lsdException w:name="Colorful List Accent 3" w:uiPriority="72"/>
+    <w:lsdException w:name="Colorful Grid Accent 3" w:uiPriority="73"/>
+    <w:lsdException w:name="Light Shading Accent 4" w:uiPriority="60"/>
+    <w:lsdException w:name="Light List Accent 4" w:uiPriority="61"/>
+    <w:lsdException w:name="Light Grid Accent 4" w:uiPriority="62"/>
+    <w:lsdException w:name="Medium Shading 1 Accent 4" w:uiPriority="63"/>
+    <w:lsdException w:name="Medium Shading 2 Accent 4" w:uiPriority="64"/>
+    <w:lsdException w:name="Medium List 1 Accent 4" w:uiPriority="65"/>
+    <w:lsdException w:name="Medium List 2 Accent 4" w:uiPriority="66"/>
+    <w:lsdException w:name="Medium Grid 1 Accent 4" w:uiPriority="67"/>
+    <w:lsdException w:name="Medium Grid 2 Accent 4" w:uiPriority="68"/>
+    <w:lsdException w:name="Medium Grid 3 Accent 4" w:uiPriority="69"/>
+    <w:lsdException w:name="Dark List Accent 4" w:uiPriority="70"/>
+    <w:lsdException w:name="Colorful Shading Accent 4" w:uiPriority="71"/>
+    <w:lsdException w:name="Colorful List Accent 4" w:uiPriority="72"/>
+    <w:lsdException w:name="Colorful Grid Accent 4" w:uiPriority="73"/>
+    <w:lsdException w:name="Light Shading Accent 5" w:uiPriority="60"/>
+    <w:lsdException w:name="Light List Accent 5" w:uiPriority="61"/>
+    <w:lsdException w:name="Light Grid Accent 5" w:uiPriority="62"/>
+    <w:lsdException w:name="Medium Shading 1 Accent 5" w:uiPriority="63"/>
+    <w:lsdException w:name="Medium Shading 2 Accent 5" w:uiPriority="64"/>
+    <w:lsdException w:name="Medium List 1 Accent 5" w:uiPriority="65"/>
+    <w:lsdException w:name="Medium List 2 Accent 5" w:uiPriority="66"/>
+    <w:lsdException w:name="Medium Grid 1 Accent 5" w:uiPriority="67"/>
+    <w:lsdException w:name="Medium Grid 2 Accent 5" w:uiPriority="68"/>
+    <w:lsdException w:name="Medium Grid 3 Accent 5" w:uiPriority="69"/>
+    <w:lsdException w:name="Dark List Accent 5" w:uiPriority="70"/>
+    <w:lsdException w:name="Colorful Shading Accent 5" w:uiPriority="71"/>
+    <w:lsdException w:name="Colorful List Accent 5" w:uiPriority="72"/>
+    <w:lsdException w:name="Colorful Grid Accent 5" w:uiPriority="73"/>
+    <w:lsdException w:name="Light Shading Accent 6" w:uiPriority="60"/>
+    <w:lsdException w:name="Light List Accent 6" w:uiPriority="61"/>
+    <w:lsdException w:name="Light Grid Accent 6" w:uiPriority="62"/>
+    <w:lsdException w:name="Medium Shading 1 Accent 6" w:uiPriority="63"/>
+    <w:lsdException w:name="Medium Shading 2 Accent 6" w:uiPriority="64"/>
+    <w:lsdException w:name="Medium List 1 Accent 6" w:uiPriority="65"/>
+    <w:lsdException w:name="Medium List 2 Accent 6" w:uiPriority="66"/>
+    <w:lsdException w:name="Medium Grid 1 Accent 6" w:uiPriority="67"/>
+    <w:lsdException w:name="Medium Grid 2 Accent 6" w:uiPriority="68"/>
+    <w:lsdException w:name="Medium Grid 3 Accent 6" w:uiPriority="69"/>
+    <w:lsdException w:name="Dark List Accent 6" w:uiPriority="70"/>
+    <w:lsdException w:name="Colorful Shading Accent 6" w:uiPriority="71"/>
+    <w:lsdException w:name="Colorful List Accent 6" w:uiPriority="72"/>
+    <w:lsdException w:name="Colorful Grid Accent 6" w:uiPriority="73"/>
+    <w:lsdException w:name="Subtle Emphasis" w:uiPriority="19" w:qFormat="1"/>
+    <w:lsdException w:name="Intense Emphasis" w:uiPriority="21" w:qFormat="1"/>
+    <w:lsdException w:name="Subtle Reference" w:uiPriority="31" w:qFormat="1"/>
+    <w:lsdException w:name="Intense Reference" w:uiPriority="32" w:qFormat="1"/>
+    <w:lsdException w:name="Book Title" w:uiPriority="33" w:qFormat="1"/>
+    <w:lsdException w:name="Bibliography" w:semiHidden="1" w:uiPriority="37" w:unhideWhenUsed="1"/>
+    <w:lsdException w:name="TOC Heading" w:semiHidden="1" w:uiPriority="39" w:unhideWhenUsed="1" w:qFormat="1"/>
+    <w:lsdException w:name="Plain Table 1" w:uiPriority="41"/>
+    <w:lsdException w:name="Plain Table 2" w:uiPriority="42"/>
+    <w:lsdException w:name="Plain Table 3" w:uiPriority="43"/>
+    <w:lsdException w:name="Plain Table 4" w:uiPriority="44"/>
+    <w:lsdException w:name="Plain Table 5" w:uiPriority="45"/>
+    <w:lsdException w:name="Grid Table Light" w:uiPriority="40"/>
+    <w:lsdException w:name="Grid Table 1 Light" w:uiPriority="46"/>
+    <w:lsdException w:name="Grid Table 2" w:uiPriority="47"/>
+    <w:lsdException w:name="Grid Table 3" w:uiPriority="48"/>
+    <w:lsdException w:name="Grid Table 4" w:uiPriority="49"/>
+    <w:lsdException w:name="Grid Table 5 Dark" w:uiPriority="50"/>
+    <w:lsdException w:name="Grid Table 6 Colorful" w:uiPriority="51"/>
+    <w:lsdException w:name="Grid Table 7 Colorful" w:uiPriority="52"/>
+    <w:lsdException w:name="Grid Table 1 Light Accent 1" w:uiPriority="46"/>
+    <w:lsdException w:name="Grid Table 2 Accent 1" w:uiPriority="47"/>
+    <w:lsdException w:name="Grid Table 3 Accent 1" w:uiPriority="48"/>
+    <w:lsdException w:name="Grid Table 4 Accent 1" w:uiPriority="49"/>
+    <w:lsdException w:name="Grid Table 5 Dark Accent 1" w:uiPriority="50"/>
+    <w:lsdException w:name="Grid Table 6 Colorful Accent 1" w:uiPriority="51"/>
+    <w:lsdException w:name="Grid Table 7 Colorful Accent 1" w:uiPriority="52"/>
+    <w:lsdException w:name="Grid Table 1 Light Accent 2" w:uiPriority="46"/>
+    <w:lsdException w:name="Grid Table 2 Accent 2" w:uiPriority="47"/>
+    <w:lsdException w:name="Grid Table 3 Accent 2" w:uiPriority="48"/>
+    <w:lsdException w:name="Grid Table 4 Accent 2" w:uiPriority="49"/>
+    <w:lsdException w:name="Grid Table 5 Dark Accent 2" w:uiPriority="50"/>
+    <w:lsdException w:name="Grid Table 6 Colorful Accent 2" w:uiPriority="51"/>
+    <w:lsdException w:name="Grid Table 7 Colorful Accent 2" w:uiPriority="52"/>
+    <w:lsdException w:name="Grid Table 1 Light Accent 3" w:uiPriority="46"/>
+    <w:lsdException w:name="Grid Table 2 Accent 3" w:uiPriority="47"/>
+    <w:lsdException w:name="Grid Table 3 Accent 3" w:uiPriority="48"/>
+    <w:lsdException w:name="Grid Table 4 Accent 3" w:uiPriority="49"/>
+    <w:lsdException w:name="Grid Table 5 Dark Accent 3" w:uiPriority="50"/>
+    <w:lsdException w:name="Grid Table 6 Colorful Accent 3" w:uiPriority="51"/>
+    <w:lsdException w:name="Grid Table 7 Colorful Accent 3" w:uiPriority="52"/>
+    <w:lsdException w:name="Grid Table 1 Light Accent 4" w:uiPriority="46"/>
+    <w:lsdException w:name="Grid Table 2 Accent 4" w:uiPriority="47"/>
+    <w:lsdException w:name="Grid Table 3 Accent 4" w:uiPriority="48"/>
+    <w:lsdException w:name="Grid Table 4 Accent 4" w:uiPriority="49"/>
+    <w:lsdException w:name="Grid Table 5 Dark Accent 4" w:uiPriority="50"/>
+    <w:lsdException w:name="Grid Table 6 Colorful Accent 4" w:uiPriority="51"/>
+    <w:lsdException w:name="Grid Table 7 Colorful Accent 4" w:uiPriority="52"/>
+    <w:lsdException w:name="Grid Table 1 Light Accent 5" w:uiPriority="46"/>
+    <w:lsdException w:name="Grid Table 2 Accent 5" w:uiPriority="47"/>
+    <w:lsdException w:name="Grid Table 3 Accent 5" w:uiPriority="48"/>
+    <w:lsdException w:name="Grid Table 4 Accent 5" w:uiPriority="49"/>
+    <w:lsdException w:name="Grid Table 5 Dark Accent 5" w:uiPriority="50"/>
+    <w:lsdException w:name="Grid Table 6 Colorful Accent 5" w:uiPriority="51"/>
+    <w:lsdException w:name="Grid Table 7 Colorful Accent 5" w:uiPriority="52"/>
+    <w:lsdException w:name="Grid Table 1 Light Accent 6" w:uiPriority="46"/>
+    <w:lsdException w:name="Grid Table 2 Accent 6" w:uiPriority="47"/>
+    <w:lsdException w:name="Grid Table 3 Accent 6" w:uiPriority="48"/>
+    <w:lsdException w:name="Grid Table 4 Accent 6" w:uiPriority="49"/>
+    <w:lsdException w:name="Grid Table 5 Dark Accent 6" w:uiPriority="50"/>
+    <w:lsdException w:name="Grid Table 6 Colorful Accent 6" w:uiPriority="51"/>
+    <w:lsdException w:name="Grid Table 7 Colorful Accent 6" w:uiPriority="52"/>
+    <w:lsdException w:name="List Table 1 Light" w:uiPriority="46"/>
+    <w:lsdException w:name="List Table 2" w:uiPriority="47"/>
+    <w:lsdException w:name="List Table 3" w:uiPriority="48"/>
+    <w:lsdException w:name="List Table 4" w:uiPriority="49"/>
+    <w:lsdException w:name="List Table 5 Dark" w:uiPriority="50"/>
+    <w:lsdException w:name="List Table 6 Colorful" w:uiPriority="51"/>
+    <w:lsdException w:name="List Table 7 Colorful" w:uiPriority="52"/>
+    <w:lsdException w:name="List Table 1 Light Accent 1" w:uiPriority="46"/>
+    <w:lsdException w:name="List Table 2 Accent 1" w:uiPriority="47"/>
+    <w:lsdException w:name="List Table 3 Accent 1" w:uiPriority="48"/>
+    <w:lsdException w:name="List Table 4 Accent 1" w:uiPriority="49"/>
+    <w:lsdException w:name="List Table 5 Dark Accent 1" w:uiPriority="50"/>
+    <w:lsdException w:name="List Table 6 Colorful Accent 1" w:uiPriority="51"/>
+    <w:lsdException w:name="List Table 7 Colorful Accent 1" w:uiPriority="52"/>
+    <w:lsdException w:name="List Table 1 Light Accent 2" w:uiPriority="46"/>
+    <w:lsdException w:name="List Table 2 Accent 2" w:uiPriority="47"/>
+    <w:lsdException w:name="List Table 3 Accent 2" w:uiPriority="48"/>
+    <w:lsdException w:name="List Table 4 Accent 2" w:uiPriority="49"/>
+    <w:lsdException w:name="List Table 5 Dark Accent 2" w:uiPriority="50"/>
+    <w:lsdException w:name="List Table 6 Colorful Accent 2" w:uiPriority="51"/>
+    <w:lsdException w:name="List Table 7 Colorful Accent 2" w:uiPriority="52"/>
+    <w:lsdException w:name="List Table 1 Light Accent 3" w:uiPriority="46"/>
+    <w:lsdException w:name="List Table 2 Accent 3" w:uiPriority="47"/>
+    <w:lsdException w:name="List Table 3 Accent 3" w:uiPriority="48"/>
+    <w:lsdException w:name="List Table 4 Accent 3" w:uiPriority="49"/>
+    <w:lsdException w:name="List Table 5 Dark Accent 3" w:uiPriority="50"/>
+    <w:lsdException w:name="List Table 6 Colorful Accent 3" w:uiPriority="51"/>
+    <w:lsdException w:name="List Table 7 Colorful Accent 3" w:uiPriority="52"/>
+    <w:lsdException w:name="List Table 1 Light Accent 4" w:uiPriority="46"/>
+    <w:lsdException w:name="List Table 2 Accent 4" w:uiPriority="47"/>
+    <w:lsdException w:name="List Table 3 Accent 4" w:uiPriority="48"/>
+    <w:lsdException w:name="List Table 4 Accent 4" w:uiPriority="49"/>
+    <w:lsdException w:name="List Table 5 Dark Accent 4" w:uiPriority="50"/>
+    <w:lsdException w:name="List Table 6 Colorful Accent 4" w:uiPriority="51"/>
+    <w:lsdException w:name="List Table 7 Colorful Accent 4" w:uiPriority="52"/>
+    <w:lsdException w:name="List Table 1 Light Accent 5" w:uiPriority="46"/>
+    <w:lsdException w:name="List Table 2 Accent 5" w:uiPriority="47"/>
+    <w:lsdException w:name="List Table 3 Accent 5" w:uiPriority="48"/>
+    <w:lsdException w:name="List Table 4 Accent 5" w:uiPriority="49"/>
+    <w:lsdException w:name="List Table 5 Dark Accent 5" w:uiPriority="50"/>
+    <w:lsdException w:name="List Table 6 Colorful Accent 5" w:uiPriority="51"/>
+    <w:lsdException w:name="List Table 7 Colorful Accent 5" w:uiPriority="52"/>
+    <w:lsdException w:name="List Table 1 Light Accent 6" w:uiPriority="46"/>
+    <w:lsdException w:name="List Table 2 Accent 6" w:uiPriority="47"/>
+    <w:lsdException w:name="List Table 3 Accent 6" w:uiPriority="48"/>
+    <w:lsdException w:name="List Table 4 Accent 6" w:uiPriority="49"/>
+    <w:lsdException w:name="List Table 5 Dark Accent 6" w:uiPriority="50"/>
+    <w:lsdException w:name="List Table 6 Colorful Accent 6" w:uiPriority="51"/>
+    <w:lsdException w:name="List Table 7 Colorful Accent 6" w:uiPriority="52"/>
+    <w:lsdException w:name="Mention" w:semiHidden="1" w:unhideWhenUsed="1"/>
+    <w:lsdException w:name="Smart Hyperlink" w:semiHidden="1" w:unhideWhenUsed="1"/>
+    <w:lsdException w:name="Hashtag" w:semiHidden="1" w:unhideWhenUsed="1"/>
+    <w:lsdException w:name="Unresolved Mention" w:semiHidden="1" w:unhideWhenUsed="1"/>
+    <w:lsdException w:name="Smart Link" w:semiHidden="1" w:unhideWhenUsed="1"/>
   </w:latentStyles>
   <w:style w:type="paragraph" w:default="1" w:styleId="Normal">
     <w:name w:val="Normal"/>
@@ -3396,7 +3903,6 @@
     <w:uiPriority w:val="99"/>
     <w:semiHidden/>
     <w:unhideWhenUsed/>
-    <w:qFormat/>
     <w:tblPr>
       <w:tblInd w:w="0" w:type="dxa"/>
       <w:tblCellMar>
